--- a/Week 2-Module 2/Homework 2/Homework 2.docx
+++ b/Week 2-Module 2/Homework 2/Homework 2.docx
@@ -1,17 +1,5142 @@
 
 <file path=word/document.xml><?xml version="1.0" encoding="utf-8"?>
-<w:document xmlns:wpc="http://schemas.microsoft.com/office/word/2010/wordprocessingCanvas" xmlns:cx="http://schemas.microsoft.com/office/drawing/2014/chartex" xmlns:cx1="http://schemas.microsoft.com/office/drawing/2015/9/8/chartex" xmlns:cx2="http://schemas.microsoft.com/office/drawing/2015/10/21/chartex" xmlns:cx3="http://schemas.microsoft.com/office/drawing/2016/5/9/chartex" xmlns:cx4="http://schemas.microsoft.com/office/drawing/2016/5/10/chartex" xmlns:cx5="http://schemas.microsoft.com/office/drawing/2016/5/11/chartex" xmlns:cx6="http://schemas.microsoft.com/office/drawing/2016/5/12/chartex" xmlns:cx7="http://schemas.microsoft.com/office/drawing/2016/5/13/chartex" xmlns:cx8="http://schemas.microsoft.com/office/drawing/2016/5/14/chartex" xmlns:mc="http://schemas.openxmlformats.org/markup-compatibility/2006" xmlns:aink="http://schemas.microsoft.com/office/drawing/2016/ink" xmlns:am3d="http://schemas.microsoft.com/office/drawing/2017/model3d" xmlns:o="urn:schemas-microsoft-com:office:office" xmlns:oel="http://schemas.microsoft.com/office/2019/extlst" xmlns:r="http://schemas.openxmlformats.org/officeDocument/2006/relationships" xmlns:m="http://schemas.openxmlformats.org/officeDocument/2006/math" xmlns:v="urn:schemas-microsoft-com:vml" xmlns:wp14="http://schemas.microsoft.com/office/word/2010/wordprocessingDrawing" xmlns:wp="http://schemas.openxmlformats.org/drawingml/2006/wordprocessingDrawing" xmlns:w10="urn:schemas-microsoft-com:office:word" xmlns:w="http://schemas.openxmlformats.org/wordprocessingml/2006/main" xmlns:w14="http://schemas.microsoft.com/office/word/2010/wordml" xmlns:w15="http://schemas.microsoft.com/office/word/2012/wordml" xmlns:w16cex="http://schemas.microsoft.com/office/word/2018/wordml/cex" xmlns:w16cid="http://schemas.microsoft.com/office/word/2016/wordml/cid" xmlns:w16="http://schemas.microsoft.com/office/word/2018/wordml" xmlns:w16du="http://schemas.microsoft.com/office/word/2023/wordml/word16du" xmlns:w16sdtdh="http://schemas.microsoft.com/office/word/2020/wordml/sdtdatahash" xmlns:w16sdtfl="http://schemas.microsoft.com/office/word/2024/wordml/sdtformatlock" xmlns:w16se="http://schemas.microsoft.com/office/word/2015/wordml/symex" xmlns:wpg="http://schemas.microsoft.com/office/word/2010/wordprocessingGroup" xmlns:wpi="http://schemas.microsoft.com/office/word/2010/wordprocessingInk" xmlns:wne="http://schemas.microsoft.com/office/word/2006/wordml" xmlns:wps="http://schemas.microsoft.com/office/word/2010/wordprocessingShape" mc:Ignorable="w14 w15 w16se w16cid w16 w16cex w16sdtdh w16sdtfl w16du wp14">
+<w:document xmlns:wpc="http://schemas.microsoft.com/office/word/2010/wordprocessingCanvas" xmlns:mc="http://schemas.openxmlformats.org/markup-compatibility/2006" xmlns:o="urn:schemas-microsoft-com:office:office" xmlns:r="http://schemas.openxmlformats.org/officeDocument/2006/relationships" xmlns:m="http://schemas.openxmlformats.org/officeDocument/2006/math" xmlns:v="urn:schemas-microsoft-com:vml" xmlns:wp14="http://schemas.microsoft.com/office/word/2010/wordprocessingDrawing" xmlns:wp="http://schemas.openxmlformats.org/drawingml/2006/wordprocessingDrawing" xmlns:w10="urn:schemas-microsoft-com:office:word" xmlns:w="http://schemas.openxmlformats.org/wordprocessingml/2006/main" xmlns:w14="http://schemas.microsoft.com/office/word/2010/wordml" xmlns:w15="http://schemas.microsoft.com/office/word/2012/wordml" xmlns:w16se="http://schemas.microsoft.com/office/word/2015/wordml/symex" xmlns:w16cid="http://schemas.microsoft.com/office/word/2016/wordml/cid" xmlns:w16="http://schemas.microsoft.com/office/word/2018/wordml" xmlns:w16cex="http://schemas.microsoft.com/office/word/2018/wordml/cex" xmlns:w16sdtdh="http://schemas.microsoft.com/office/word/2020/wordml/sdtdatahash" xmlns:wne="http://schemas.microsoft.com/office/word/2006/wordml" xmlns:wpg="http://schemas.microsoft.com/office/word/2010/wordprocessingGroup" xmlns:wps="http://schemas.microsoft.com/office/word/2010/wordprocessingShape" mc:Ignorable="w14 w15 w16se w16cid w16 w16cex w16sdtdh wp14">
   <w:body>
+    <w:p>
+      <w:pPr>
+        <w:spacing w:after="160" w:line="278" w:lineRule="auto"/>
+      </w:pPr>
+      <w:r>
+        <w:rPr>
+          <w:rFonts w:ascii="Consolas" w:cs="Consolas"/>
+          <w:sz w:val="21"/>
+          <w:szCs w:val="21"/>
+        </w:rPr>
+        <w:t>package hw2;</w:t>
+      </w:r>
+    </w:p>
+    <w:p>
+      <w:r>
+        <w:br w:type="textWrapping"/>
+      </w:r>
+    </w:p>
+    <w:p>
+      <w:r>
+        <w:rPr>
+          <w:rFonts w:ascii="Consolas" w:cs="Consolas"/>
+          <w:sz w:val="21"/>
+          <w:szCs w:val="21"/>
+        </w:rPr>
+        <w:t>import java.util.InputMismatchException;</w:t>
+      </w:r>
+    </w:p>
+    <w:p>
+      <w:r>
+        <w:rPr>
+          <w:rFonts w:ascii="Consolas" w:cs="Consolas"/>
+          <w:sz w:val="21"/>
+          <w:szCs w:val="21"/>
+        </w:rPr>
+        <w:t>import java.util.Scanner;</w:t>
+      </w:r>
+    </w:p>
+    <w:p>
+      <w:r>
+        <w:br w:type="textWrapping"/>
+      </w:r>
+    </w:p>
+    <w:p>
+      <w:r>
+        <w:rPr>
+          <w:rFonts w:ascii="Consolas" w:cs="Consolas"/>
+          <w:sz w:val="21"/>
+          <w:szCs w:val="21"/>
+        </w:rPr>
+        <w:t>/*</w:t>
+      </w:r>
+    </w:p>
+    <w:p>
+      <w:r>
+        <w:rPr>
+          <w:rFonts w:ascii="Consolas" w:cs="Consolas"/>
+          <w:sz w:val="21"/>
+          <w:szCs w:val="21"/>
+        </w:rPr>
+        <w:t>Name: Tyler Meserve</w:t>
+      </w:r>
+    </w:p>
+    <w:p>
+      <w:r>
+        <w:rPr>
+          <w:rFonts w:ascii="Consolas" w:cs="Consolas"/>
+          <w:sz w:val="21"/>
+          <w:szCs w:val="21"/>
+        </w:rPr>
+        <w:t>Date: 9/1/2026</w:t>
+      </w:r>
+    </w:p>
+    <w:p>
+      <w:r>
+        <w:rPr>
+          <w:rFonts w:ascii="Consolas" w:cs="Consolas"/>
+          <w:sz w:val="21"/>
+          <w:szCs w:val="21"/>
+        </w:rPr>
+        <w:t>Homework #: Homework 2</w:t>
+      </w:r>
+    </w:p>
+    <w:p>
+      <w:r>
+        <w:rPr>
+          <w:rFonts w:ascii="Consolas" w:cs="Consolas"/>
+          <w:sz w:val="21"/>
+          <w:szCs w:val="21"/>
+        </w:rPr>
+        <w:t>Source file: hw2.java</w:t>
+      </w:r>
+    </w:p>
+    <w:p>
+      <w:r>
+        <w:rPr>
+          <w:rFonts w:ascii="Consolas" w:cs="Consolas"/>
+          <w:sz w:val="21"/>
+          <w:szCs w:val="21"/>
+        </w:rPr>
+        <w:t>Class: C343</w:t>
+      </w:r>
+    </w:p>
+    <w:p>
+      <w:r>
+        <w:rPr>
+          <w:rFonts w:ascii="Consolas" w:cs="Consolas"/>
+          <w:sz w:val="21"/>
+          <w:szCs w:val="21"/>
+        </w:rPr>
+        <w:t>Action: Demonstrates building &amp; manipulating a singly linked list and custom iterators</w:t>
+      </w:r>
+    </w:p>
+    <w:p>
+      <w:r>
+        <w:rPr>
+          <w:rFonts w:ascii="Consolas" w:cs="Consolas"/>
+          <w:sz w:val="21"/>
+          <w:szCs w:val="21"/>
+        </w:rPr>
+        <w:t xml:space="preserve">External Assistance Provided By: </w:t>
+      </w:r>
+    </w:p>
+    <w:p>
+      <w:r>
+        <w:rPr>
+          <w:rFonts w:ascii="Consolas" w:cs="Consolas"/>
+          <w:sz w:val="21"/>
+          <w:szCs w:val="21"/>
+        </w:rPr>
+        <w:t>*/</w:t>
+      </w:r>
+    </w:p>
+    <w:p>
+      <w:r>
+        <w:br w:type="textWrapping"/>
+      </w:r>
+    </w:p>
+    <w:p>
+      <w:r>
+        <w:rPr>
+          <w:rFonts w:ascii="Consolas" w:cs="Consolas"/>
+          <w:sz w:val="21"/>
+          <w:szCs w:val="21"/>
+        </w:rPr>
+        <w:t>class Main</w:t>
+      </w:r>
+    </w:p>
+    <w:p>
+      <w:r>
+        <w:rPr>
+          <w:rFonts w:ascii="Consolas" w:cs="Consolas"/>
+          <w:sz w:val="21"/>
+          <w:szCs w:val="21"/>
+        </w:rPr>
+        <w:t>{</w:t>
+      </w:r>
+    </w:p>
+    <w:p>
+      <w:r>
+        <w:rPr>
+          <w:rFonts w:ascii="Consolas" w:cs="Consolas"/>
+          <w:sz w:val="21"/>
+          <w:szCs w:val="21"/>
+        </w:rPr>
+        <w:t>    private static Scanner scan = new Scanner(System.in);</w:t>
+      </w:r>
+    </w:p>
+    <w:p>
+      <w:r>
+        <w:br w:type="textWrapping"/>
+      </w:r>
+    </w:p>
+    <w:p>
+      <w:r>
+        <w:rPr>
+          <w:rFonts w:ascii="Consolas" w:cs="Consolas"/>
+          <w:sz w:val="21"/>
+          <w:szCs w:val="21"/>
+        </w:rPr>
+        <w:t>    public static void main(String[] args)</w:t>
+      </w:r>
+    </w:p>
+    <w:p>
+      <w:r>
+        <w:rPr>
+          <w:rFonts w:ascii="Consolas" w:cs="Consolas"/>
+          <w:sz w:val="21"/>
+          <w:szCs w:val="21"/>
+        </w:rPr>
+        <w:t>    {</w:t>
+      </w:r>
+    </w:p>
+    <w:p>
+      <w:r>
+        <w:rPr>
+          <w:rFonts w:ascii="Consolas" w:cs="Consolas"/>
+          <w:sz w:val="21"/>
+          <w:szCs w:val="21"/>
+        </w:rPr>
+        <w:t>        List list = new List();</w:t>
+      </w:r>
+    </w:p>
+    <w:p>
+      <w:r>
+        <w:rPr>
+          <w:rFonts w:ascii="Consolas" w:cs="Consolas"/>
+          <w:sz w:val="21"/>
+          <w:szCs w:val="21"/>
+        </w:rPr>
+        <w:t>        boolean quit = false;</w:t>
+      </w:r>
+    </w:p>
+    <w:p>
+      <w:r>
+        <w:rPr>
+          <w:rFonts w:ascii="Consolas" w:cs="Consolas"/>
+          <w:sz w:val="21"/>
+          <w:szCs w:val="21"/>
+        </w:rPr>
+        <w:t>        int input = -1;</w:t>
+      </w:r>
+    </w:p>
+    <w:p>
+      <w:r>
+        <w:rPr>
+          <w:rFonts w:ascii="Consolas" w:cs="Consolas"/>
+          <w:sz w:val="21"/>
+          <w:szCs w:val="21"/>
+        </w:rPr>
+        <w:t>        String inputError = "Please input 0-12.";</w:t>
+      </w:r>
+    </w:p>
+    <w:p>
+      <w:r>
+        <w:br w:type="textWrapping"/>
+      </w:r>
+    </w:p>
+    <w:p>
+      <w:r>
+        <w:rPr>
+          <w:rFonts w:ascii="Consolas" w:cs="Consolas"/>
+          <w:sz w:val="21"/>
+          <w:szCs w:val="21"/>
+        </w:rPr>
+        <w:t>        while (!quit)</w:t>
+      </w:r>
+    </w:p>
+    <w:p>
+      <w:r>
+        <w:rPr>
+          <w:rFonts w:ascii="Consolas" w:cs="Consolas"/>
+          <w:sz w:val="21"/>
+          <w:szCs w:val="21"/>
+        </w:rPr>
+        <w:t>        {</w:t>
+      </w:r>
+    </w:p>
+    <w:p>
+      <w:r>
+        <w:rPr>
+          <w:rFonts w:ascii="Consolas" w:cs="Consolas"/>
+          <w:sz w:val="21"/>
+          <w:szCs w:val="21"/>
+        </w:rPr>
+        <w:t>            try</w:t>
+      </w:r>
+    </w:p>
+    <w:p>
+      <w:r>
+        <w:rPr>
+          <w:rFonts w:ascii="Consolas" w:cs="Consolas"/>
+          <w:sz w:val="21"/>
+          <w:szCs w:val="21"/>
+        </w:rPr>
+        <w:t>            {</w:t>
+      </w:r>
+    </w:p>
+    <w:p>
+      <w:r>
+        <w:rPr>
+          <w:rFonts w:ascii="Consolas" w:cs="Consolas"/>
+          <w:sz w:val="21"/>
+          <w:szCs w:val="21"/>
+        </w:rPr>
+        <w:t>                System.out.println("\n0 - Quit the program");</w:t>
+      </w:r>
+    </w:p>
+    <w:p>
+      <w:r>
+        <w:rPr>
+          <w:rFonts w:ascii="Consolas" w:cs="Consolas"/>
+          <w:sz w:val="21"/>
+          <w:szCs w:val="21"/>
+        </w:rPr>
+        <w:t>                System.out.println("1 - Insert new node at the front of the list");</w:t>
+      </w:r>
+    </w:p>
+    <w:p>
+      <w:r>
+        <w:rPr>
+          <w:rFonts w:ascii="Consolas" w:cs="Consolas"/>
+          <w:sz w:val="21"/>
+          <w:szCs w:val="21"/>
+        </w:rPr>
+        <w:t>                System.out.println("2 - Insert new node at the back of the list");</w:t>
+      </w:r>
+    </w:p>
+    <w:p>
+      <w:r>
+        <w:rPr>
+          <w:rFonts w:ascii="Consolas" w:cs="Consolas"/>
+          <w:sz w:val="21"/>
+          <w:szCs w:val="21"/>
+        </w:rPr>
+        <w:t>                System.out.println("3 - Remove the front node of the list");</w:t>
+      </w:r>
+    </w:p>
+    <w:p>
+      <w:r>
+        <w:rPr>
+          <w:rFonts w:ascii="Consolas" w:cs="Consolas"/>
+          <w:sz w:val="21"/>
+          <w:szCs w:val="21"/>
+        </w:rPr>
+        <w:t>                System.out.println("4 - Print list");</w:t>
+      </w:r>
+    </w:p>
+    <w:p>
+      <w:r>
+        <w:rPr>
+          <w:rFonts w:ascii="Consolas" w:cs="Consolas"/>
+          <w:sz w:val="21"/>
+          <w:szCs w:val="21"/>
+        </w:rPr>
+        <w:t>                System.out.println("5 - Check if the list is ordered");</w:t>
+      </w:r>
+    </w:p>
+    <w:p>
+      <w:r>
+        <w:rPr>
+          <w:rFonts w:ascii="Consolas" w:cs="Consolas"/>
+          <w:sz w:val="21"/>
+          <w:szCs w:val="21"/>
+        </w:rPr>
+        <w:t>                System.out.println("6 - Print using toString()");</w:t>
+      </w:r>
+    </w:p>
+    <w:p>
+      <w:r>
+        <w:rPr>
+          <w:rFonts w:ascii="Consolas" w:cs="Consolas"/>
+          <w:sz w:val="21"/>
+          <w:szCs w:val="21"/>
+        </w:rPr>
+        <w:t>                System.out.println("7 - Calculate the sum of the linked list");</w:t>
+      </w:r>
+    </w:p>
+    <w:p>
+      <w:r>
+        <w:rPr>
+          <w:rFonts w:ascii="Consolas" w:cs="Consolas"/>
+          <w:sz w:val="21"/>
+          <w:szCs w:val="21"/>
+        </w:rPr>
+        <w:t>                System.out.println("8 - Increment all values by 1");</w:t>
+      </w:r>
+    </w:p>
+    <w:p>
+      <w:r>
+        <w:rPr>
+          <w:rFonts w:ascii="Consolas" w:cs="Consolas"/>
+          <w:sz w:val="21"/>
+          <w:szCs w:val="21"/>
+        </w:rPr>
+        <w:t>                System.out.println("9 - Find a node by value");</w:t>
+      </w:r>
+    </w:p>
+    <w:p>
+      <w:r>
+        <w:rPr>
+          <w:rFonts w:ascii="Consolas" w:cs="Consolas"/>
+          <w:sz w:val="21"/>
+          <w:szCs w:val="21"/>
+        </w:rPr>
+        <w:t>                System.out.println("10 - Count all even numbers");</w:t>
+      </w:r>
+    </w:p>
+    <w:p>
+      <w:r>
+        <w:rPr>
+          <w:rFonts w:ascii="Consolas" w:cs="Consolas"/>
+          <w:sz w:val="21"/>
+          <w:szCs w:val="21"/>
+        </w:rPr>
+        <w:t>                System.out.println("11 - Print the last element");</w:t>
+      </w:r>
+    </w:p>
+    <w:p>
+      <w:r>
+        <w:rPr>
+          <w:rFonts w:ascii="Consolas" w:cs="Consolas"/>
+          <w:sz w:val="21"/>
+          <w:szCs w:val="21"/>
+        </w:rPr>
+        <w:t>                System.out.println("12 - Decrease all values by 1");</w:t>
+      </w:r>
+    </w:p>
+    <w:p>
+      <w:r>
+        <w:rPr>
+          <w:rFonts w:ascii="Consolas" w:cs="Consolas"/>
+          <w:sz w:val="21"/>
+          <w:szCs w:val="21"/>
+        </w:rPr>
+        <w:t>                System.out.print("Selection: ");</w:t>
+      </w:r>
+    </w:p>
+    <w:p>
+      <w:r>
+        <w:rPr>
+          <w:rFonts w:ascii="Consolas" w:cs="Consolas"/>
+          <w:sz w:val="21"/>
+          <w:szCs w:val="21"/>
+        </w:rPr>
+        <w:t>                input = scan.nextInt();</w:t>
+      </w:r>
+    </w:p>
+    <w:p>
+      <w:r>
+        <w:rPr>
+          <w:rFonts w:ascii="Consolas" w:cs="Consolas"/>
+          <w:sz w:val="21"/>
+          <w:szCs w:val="21"/>
+        </w:rPr>
+        <w:t>                scan.nextLine();</w:t>
+      </w:r>
+    </w:p>
+    <w:p>
+      <w:r>
+        <w:rPr>
+          <w:rFonts w:ascii="Consolas" w:cs="Consolas"/>
+          <w:sz w:val="21"/>
+          <w:szCs w:val="21"/>
+        </w:rPr>
+        <w:t>                switch (input)</w:t>
+      </w:r>
+    </w:p>
+    <w:p>
+      <w:r>
+        <w:rPr>
+          <w:rFonts w:ascii="Consolas" w:cs="Consolas"/>
+          <w:sz w:val="21"/>
+          <w:szCs w:val="21"/>
+        </w:rPr>
+        <w:t>                {</w:t>
+      </w:r>
+    </w:p>
+    <w:p>
+      <w:r>
+        <w:rPr>
+          <w:rFonts w:ascii="Consolas" w:cs="Consolas"/>
+          <w:sz w:val="21"/>
+          <w:szCs w:val="21"/>
+        </w:rPr>
+        <w:t>                    case 0:</w:t>
+      </w:r>
+    </w:p>
+    <w:p>
+      <w:r>
+        <w:rPr>
+          <w:rFonts w:ascii="Consolas" w:cs="Consolas"/>
+          <w:sz w:val="21"/>
+          <w:szCs w:val="21"/>
+        </w:rPr>
+        <w:t>                        quit = true;</w:t>
+      </w:r>
+    </w:p>
+    <w:p>
+      <w:r>
+        <w:rPr>
+          <w:rFonts w:ascii="Consolas" w:cs="Consolas"/>
+          <w:sz w:val="21"/>
+          <w:szCs w:val="21"/>
+        </w:rPr>
+        <w:t>                        break;</w:t>
+      </w:r>
+    </w:p>
+    <w:p>
+      <w:r>
+        <w:rPr>
+          <w:rFonts w:ascii="Consolas" w:cs="Consolas"/>
+          <w:sz w:val="21"/>
+          <w:szCs w:val="21"/>
+        </w:rPr>
+        <w:t>                    case 1:</w:t>
+      </w:r>
+    </w:p>
+    <w:p>
+      <w:r>
+        <w:rPr>
+          <w:rFonts w:ascii="Consolas" w:cs="Consolas"/>
+          <w:sz w:val="21"/>
+          <w:szCs w:val="21"/>
+        </w:rPr>
+        <w:t>                        insertFront(list);</w:t>
+      </w:r>
+    </w:p>
+    <w:p>
+      <w:r>
+        <w:rPr>
+          <w:rFonts w:ascii="Consolas" w:cs="Consolas"/>
+          <w:sz w:val="21"/>
+          <w:szCs w:val="21"/>
+        </w:rPr>
+        <w:t>                        break;</w:t>
+      </w:r>
+    </w:p>
+    <w:p>
+      <w:r>
+        <w:rPr>
+          <w:rFonts w:ascii="Consolas" w:cs="Consolas"/>
+          <w:sz w:val="21"/>
+          <w:szCs w:val="21"/>
+        </w:rPr>
+        <w:t>                    case 2:</w:t>
+      </w:r>
+    </w:p>
+    <w:p>
+      <w:r>
+        <w:rPr>
+          <w:rFonts w:ascii="Consolas" w:cs="Consolas"/>
+          <w:sz w:val="21"/>
+          <w:szCs w:val="21"/>
+        </w:rPr>
+        <w:t>                        insertBack(list);</w:t>
+      </w:r>
+    </w:p>
+    <w:p>
+      <w:r>
+        <w:rPr>
+          <w:rFonts w:ascii="Consolas" w:cs="Consolas"/>
+          <w:sz w:val="21"/>
+          <w:szCs w:val="21"/>
+        </w:rPr>
+        <w:t>                        break;</w:t>
+      </w:r>
+    </w:p>
+    <w:p>
+      <w:r>
+        <w:rPr>
+          <w:rFonts w:ascii="Consolas" w:cs="Consolas"/>
+          <w:sz w:val="21"/>
+          <w:szCs w:val="21"/>
+        </w:rPr>
+        <w:t>                    case 3:</w:t>
+      </w:r>
+    </w:p>
+    <w:p>
+      <w:r>
+        <w:rPr>
+          <w:rFonts w:ascii="Consolas" w:cs="Consolas"/>
+          <w:sz w:val="21"/>
+          <w:szCs w:val="21"/>
+        </w:rPr>
+        <w:t>                        if (list.removeFront())</w:t>
+      </w:r>
+    </w:p>
+    <w:p>
+      <w:r>
+        <w:rPr>
+          <w:rFonts w:ascii="Consolas" w:cs="Consolas"/>
+          <w:sz w:val="21"/>
+          <w:szCs w:val="21"/>
+        </w:rPr>
+        <w:t>                            System.out.println("The front has been removed.");</w:t>
+      </w:r>
+    </w:p>
+    <w:p>
+      <w:r>
+        <w:rPr>
+          <w:rFonts w:ascii="Consolas" w:cs="Consolas"/>
+          <w:sz w:val="21"/>
+          <w:szCs w:val="21"/>
+        </w:rPr>
+        <w:t>                        else</w:t>
+      </w:r>
+    </w:p>
+    <w:p>
+      <w:r>
+        <w:rPr>
+          <w:rFonts w:ascii="Consolas" w:cs="Consolas"/>
+          <w:sz w:val="21"/>
+          <w:szCs w:val="21"/>
+        </w:rPr>
+        <w:t>                            System.out.println("The list is empty; nothing to remove");</w:t>
+      </w:r>
+    </w:p>
+    <w:p>
+      <w:r>
+        <w:rPr>
+          <w:rFonts w:ascii="Consolas" w:cs="Consolas"/>
+          <w:sz w:val="21"/>
+          <w:szCs w:val="21"/>
+        </w:rPr>
+        <w:t>                        break;</w:t>
+      </w:r>
+    </w:p>
+    <w:p>
+      <w:r>
+        <w:rPr>
+          <w:rFonts w:ascii="Consolas" w:cs="Consolas"/>
+          <w:sz w:val="21"/>
+          <w:szCs w:val="21"/>
+        </w:rPr>
+        <w:t>                    case 4:</w:t>
+      </w:r>
+    </w:p>
+    <w:p>
+      <w:r>
+        <w:rPr>
+          <w:rFonts w:ascii="Consolas" w:cs="Consolas"/>
+          <w:sz w:val="21"/>
+          <w:szCs w:val="21"/>
+        </w:rPr>
+        <w:t>                        list.print();</w:t>
+      </w:r>
+    </w:p>
+    <w:p>
+      <w:r>
+        <w:rPr>
+          <w:rFonts w:ascii="Consolas" w:cs="Consolas"/>
+          <w:sz w:val="21"/>
+          <w:szCs w:val="21"/>
+        </w:rPr>
+        <w:t>                        break;</w:t>
+      </w:r>
+    </w:p>
+    <w:p>
+      <w:r>
+        <w:rPr>
+          <w:rFonts w:ascii="Consolas" w:cs="Consolas"/>
+          <w:sz w:val="21"/>
+          <w:szCs w:val="21"/>
+        </w:rPr>
+        <w:t>                    case 5:</w:t>
+      </w:r>
+    </w:p>
+    <w:p>
+      <w:r>
+        <w:rPr>
+          <w:rFonts w:ascii="Consolas" w:cs="Consolas"/>
+          <w:sz w:val="21"/>
+          <w:szCs w:val="21"/>
+        </w:rPr>
+        <w:t>                        String toPrint = "The list is ";</w:t>
+      </w:r>
+    </w:p>
+    <w:p>
+      <w:r>
+        <w:br w:type="textWrapping"/>
+      </w:r>
+    </w:p>
+    <w:p>
+      <w:r>
+        <w:rPr>
+          <w:rFonts w:ascii="Consolas" w:cs="Consolas"/>
+          <w:sz w:val="21"/>
+          <w:szCs w:val="21"/>
+        </w:rPr>
+        <w:t>                        if (list.isOrdered())</w:t>
+      </w:r>
+    </w:p>
+    <w:p>
+      <w:r>
+        <w:rPr>
+          <w:rFonts w:ascii="Consolas" w:cs="Consolas"/>
+          <w:sz w:val="21"/>
+          <w:szCs w:val="21"/>
+        </w:rPr>
+        <w:t>                            toPrint += "in order.";</w:t>
+      </w:r>
+    </w:p>
+    <w:p>
+      <w:r>
+        <w:rPr>
+          <w:rFonts w:ascii="Consolas" w:cs="Consolas"/>
+          <w:sz w:val="21"/>
+          <w:szCs w:val="21"/>
+        </w:rPr>
+        <w:t>                        else</w:t>
+      </w:r>
+    </w:p>
+    <w:p>
+      <w:r>
+        <w:rPr>
+          <w:rFonts w:ascii="Consolas" w:cs="Consolas"/>
+          <w:sz w:val="21"/>
+          <w:szCs w:val="21"/>
+        </w:rPr>
+        <w:t>                            toPrint += "not in order.";</w:t>
+      </w:r>
+    </w:p>
+    <w:p>
+      <w:r>
+        <w:br w:type="textWrapping"/>
+      </w:r>
+    </w:p>
+    <w:p>
+      <w:r>
+        <w:rPr>
+          <w:rFonts w:ascii="Consolas" w:cs="Consolas"/>
+          <w:sz w:val="21"/>
+          <w:szCs w:val="21"/>
+        </w:rPr>
+        <w:t>                        System.out.println(toPrint);</w:t>
+      </w:r>
+    </w:p>
+    <w:p>
+      <w:r>
+        <w:rPr>
+          <w:rFonts w:ascii="Consolas" w:cs="Consolas"/>
+          <w:sz w:val="21"/>
+          <w:szCs w:val="21"/>
+        </w:rPr>
+        <w:t>                        break;</w:t>
+      </w:r>
+    </w:p>
+    <w:p>
+      <w:r>
+        <w:rPr>
+          <w:rFonts w:ascii="Consolas" w:cs="Consolas"/>
+          <w:sz w:val="21"/>
+          <w:szCs w:val="21"/>
+        </w:rPr>
+        <w:t>                    case 6:</w:t>
+      </w:r>
+    </w:p>
+    <w:p>
+      <w:r>
+        <w:rPr>
+          <w:rFonts w:ascii="Consolas" w:cs="Consolas"/>
+          <w:sz w:val="21"/>
+          <w:szCs w:val="21"/>
+        </w:rPr>
+        <w:t>                        System.out.println("Singly Linked List: " + list.toString());</w:t>
+      </w:r>
+    </w:p>
+    <w:p>
+      <w:r>
+        <w:rPr>
+          <w:rFonts w:ascii="Consolas" w:cs="Consolas"/>
+          <w:sz w:val="21"/>
+          <w:szCs w:val="21"/>
+        </w:rPr>
+        <w:t>                        break;</w:t>
+      </w:r>
+    </w:p>
+    <w:p>
+      <w:r>
+        <w:rPr>
+          <w:rFonts w:ascii="Consolas" w:cs="Consolas"/>
+          <w:sz w:val="21"/>
+          <w:szCs w:val="21"/>
+        </w:rPr>
+        <w:t>                    case 7:</w:t>
+      </w:r>
+    </w:p>
+    <w:p>
+      <w:r>
+        <w:rPr>
+          <w:rFonts w:ascii="Consolas" w:cs="Consolas"/>
+          <w:sz w:val="21"/>
+          <w:szCs w:val="21"/>
+        </w:rPr>
+        <w:t>                        sum(list.begin());</w:t>
+      </w:r>
+    </w:p>
+    <w:p>
+      <w:r>
+        <w:rPr>
+          <w:rFonts w:ascii="Consolas" w:cs="Consolas"/>
+          <w:sz w:val="21"/>
+          <w:szCs w:val="21"/>
+        </w:rPr>
+        <w:t>                        break;</w:t>
+      </w:r>
+    </w:p>
+    <w:p>
+      <w:r>
+        <w:rPr>
+          <w:rFonts w:ascii="Consolas" w:cs="Consolas"/>
+          <w:sz w:val="21"/>
+          <w:szCs w:val="21"/>
+        </w:rPr>
+        <w:t>                    case 8:</w:t>
+      </w:r>
+    </w:p>
+    <w:p>
+      <w:r>
+        <w:rPr>
+          <w:rFonts w:ascii="Consolas" w:cs="Consolas"/>
+          <w:sz w:val="21"/>
+          <w:szCs w:val="21"/>
+        </w:rPr>
+        <w:t>                        list.incrementAll();</w:t>
+      </w:r>
+    </w:p>
+    <w:p>
+      <w:r>
+        <w:rPr>
+          <w:rFonts w:ascii="Consolas" w:cs="Consolas"/>
+          <w:sz w:val="21"/>
+          <w:szCs w:val="21"/>
+        </w:rPr>
+        <w:t>                        System.out.println("All values have been incremented by 1");</w:t>
+      </w:r>
+    </w:p>
+    <w:p>
+      <w:r>
+        <w:rPr>
+          <w:rFonts w:ascii="Consolas" w:cs="Consolas"/>
+          <w:sz w:val="21"/>
+          <w:szCs w:val="21"/>
+        </w:rPr>
+        <w:t>                        break;</w:t>
+      </w:r>
+    </w:p>
+    <w:p>
+      <w:r>
+        <w:rPr>
+          <w:rFonts w:ascii="Consolas" w:cs="Consolas"/>
+          <w:sz w:val="21"/>
+          <w:szCs w:val="21"/>
+        </w:rPr>
+        <w:t>                    case 9:</w:t>
+      </w:r>
+    </w:p>
+    <w:p>
+      <w:r>
+        <w:rPr>
+          <w:rFonts w:ascii="Consolas" w:cs="Consolas"/>
+          <w:sz w:val="21"/>
+          <w:szCs w:val="21"/>
+        </w:rPr>
+        <w:t>                        find(list);</w:t>
+      </w:r>
+    </w:p>
+    <w:p>
+      <w:r>
+        <w:rPr>
+          <w:rFonts w:ascii="Consolas" w:cs="Consolas"/>
+          <w:sz w:val="21"/>
+          <w:szCs w:val="21"/>
+        </w:rPr>
+        <w:t>                        break;</w:t>
+      </w:r>
+    </w:p>
+    <w:p>
+      <w:r>
+        <w:rPr>
+          <w:rFonts w:ascii="Consolas" w:cs="Consolas"/>
+          <w:sz w:val="21"/>
+          <w:szCs w:val="21"/>
+        </w:rPr>
+        <w:t>                    case 10:</w:t>
+      </w:r>
+    </w:p>
+    <w:p>
+      <w:r>
+        <w:rPr>
+          <w:rFonts w:ascii="Consolas" w:cs="Consolas"/>
+          <w:sz w:val="21"/>
+          <w:szCs w:val="21"/>
+        </w:rPr>
+        <w:t>                        int evenCount = list.countEven();</w:t>
+      </w:r>
+    </w:p>
+    <w:p>
+      <w:r>
+        <w:rPr>
+          <w:rFonts w:ascii="Consolas" w:cs="Consolas"/>
+          <w:sz w:val="21"/>
+          <w:szCs w:val="21"/>
+        </w:rPr>
+        <w:t>                        if (evenCount == 0)</w:t>
+      </w:r>
+    </w:p>
+    <w:p>
+      <w:r>
+        <w:rPr>
+          <w:rFonts w:ascii="Consolas" w:cs="Consolas"/>
+          <w:sz w:val="21"/>
+          <w:szCs w:val="21"/>
+        </w:rPr>
+        <w:t>                            System.out.println("There are no even numbers in the list.");</w:t>
+      </w:r>
+    </w:p>
+    <w:p>
+      <w:r>
+        <w:rPr>
+          <w:rFonts w:ascii="Consolas" w:cs="Consolas"/>
+          <w:sz w:val="21"/>
+          <w:szCs w:val="21"/>
+        </w:rPr>
+        <w:t>                        else if (evenCount == 1)</w:t>
+      </w:r>
+    </w:p>
+    <w:p>
+      <w:r>
+        <w:rPr>
+          <w:rFonts w:ascii="Consolas" w:cs="Consolas"/>
+          <w:sz w:val="21"/>
+          <w:szCs w:val="21"/>
+        </w:rPr>
+        <w:t>                            System.out.println("There is 1 even number in the list.");</w:t>
+      </w:r>
+    </w:p>
+    <w:p>
+      <w:r>
+        <w:rPr>
+          <w:rFonts w:ascii="Consolas" w:cs="Consolas"/>
+          <w:sz w:val="21"/>
+          <w:szCs w:val="21"/>
+        </w:rPr>
+        <w:t>                        else</w:t>
+      </w:r>
+    </w:p>
+    <w:p>
+      <w:r>
+        <w:rPr>
+          <w:rFonts w:ascii="Consolas" w:cs="Consolas"/>
+          <w:sz w:val="21"/>
+          <w:szCs w:val="21"/>
+        </w:rPr>
+        <w:t>                            System.out.println("There are " + evenCount + " even numbers in the list.");</w:t>
+      </w:r>
+    </w:p>
+    <w:p>
+      <w:r>
+        <w:rPr>
+          <w:rFonts w:ascii="Consolas" w:cs="Consolas"/>
+          <w:sz w:val="21"/>
+          <w:szCs w:val="21"/>
+        </w:rPr>
+        <w:t>                        break;</w:t>
+      </w:r>
+    </w:p>
+    <w:p>
+      <w:r>
+        <w:rPr>
+          <w:rFonts w:ascii="Consolas" w:cs="Consolas"/>
+          <w:sz w:val="21"/>
+          <w:szCs w:val="21"/>
+        </w:rPr>
+        <w:t>                    case 11:</w:t>
+      </w:r>
+    </w:p>
+    <w:p>
+      <w:r>
+        <w:rPr>
+          <w:rFonts w:ascii="Consolas" w:cs="Consolas"/>
+          <w:sz w:val="21"/>
+          <w:szCs w:val="21"/>
+        </w:rPr>
+        <w:t>                        printTailNode(list);</w:t>
+      </w:r>
+    </w:p>
+    <w:p>
+      <w:r>
+        <w:rPr>
+          <w:rFonts w:ascii="Consolas" w:cs="Consolas"/>
+          <w:sz w:val="21"/>
+          <w:szCs w:val="21"/>
+        </w:rPr>
+        <w:t>                        break;</w:t>
+      </w:r>
+    </w:p>
+    <w:p>
+      <w:r>
+        <w:rPr>
+          <w:rFonts w:ascii="Consolas" w:cs="Consolas"/>
+          <w:sz w:val="21"/>
+          <w:szCs w:val="21"/>
+        </w:rPr>
+        <w:t>                    case 12:</w:t>
+      </w:r>
+    </w:p>
+    <w:p>
+      <w:r>
+        <w:rPr>
+          <w:rFonts w:ascii="Consolas" w:cs="Consolas"/>
+          <w:sz w:val="21"/>
+          <w:szCs w:val="21"/>
+        </w:rPr>
+        <w:t>                        list.decreaseAll();</w:t>
+      </w:r>
+    </w:p>
+    <w:p>
+      <w:r>
+        <w:rPr>
+          <w:rFonts w:ascii="Consolas" w:cs="Consolas"/>
+          <w:sz w:val="21"/>
+          <w:szCs w:val="21"/>
+        </w:rPr>
+        <w:t>                        System.out.println("All values have been decreased by 1");</w:t>
+      </w:r>
+    </w:p>
+    <w:p>
+      <w:r>
+        <w:rPr>
+          <w:rFonts w:ascii="Consolas" w:cs="Consolas"/>
+          <w:sz w:val="21"/>
+          <w:szCs w:val="21"/>
+        </w:rPr>
+        <w:t>                        break;</w:t>
+      </w:r>
+    </w:p>
+    <w:p>
+      <w:r>
+        <w:rPr>
+          <w:rFonts w:ascii="Consolas" w:cs="Consolas"/>
+          <w:sz w:val="21"/>
+          <w:szCs w:val="21"/>
+        </w:rPr>
+        <w:t>                    default:</w:t>
+      </w:r>
+    </w:p>
+    <w:p>
+      <w:r>
+        <w:rPr>
+          <w:rFonts w:ascii="Consolas" w:cs="Consolas"/>
+          <w:sz w:val="21"/>
+          <w:szCs w:val="21"/>
+        </w:rPr>
+        <w:t>                        System.out.println(inputError);</w:t>
+      </w:r>
+    </w:p>
+    <w:p>
+      <w:r>
+        <w:rPr>
+          <w:rFonts w:ascii="Consolas" w:cs="Consolas"/>
+          <w:sz w:val="21"/>
+          <w:szCs w:val="21"/>
+        </w:rPr>
+        <w:t>                        break;</w:t>
+      </w:r>
+    </w:p>
+    <w:p>
+      <w:r>
+        <w:rPr>
+          <w:rFonts w:ascii="Consolas" w:cs="Consolas"/>
+          <w:sz w:val="21"/>
+          <w:szCs w:val="21"/>
+        </w:rPr>
+        <w:t>                }</w:t>
+      </w:r>
+    </w:p>
+    <w:p>
+      <w:r>
+        <w:rPr>
+          <w:rFonts w:ascii="Consolas" w:cs="Consolas"/>
+          <w:sz w:val="21"/>
+          <w:szCs w:val="21"/>
+        </w:rPr>
+        <w:t>            }</w:t>
+      </w:r>
+    </w:p>
+    <w:p>
+      <w:r>
+        <w:rPr>
+          <w:rFonts w:ascii="Consolas" w:cs="Consolas"/>
+          <w:sz w:val="21"/>
+          <w:szCs w:val="21"/>
+        </w:rPr>
+        <w:t>            catch (InputMismatchException e)</w:t>
+      </w:r>
+    </w:p>
+    <w:p>
+      <w:r>
+        <w:rPr>
+          <w:rFonts w:ascii="Consolas" w:cs="Consolas"/>
+          <w:sz w:val="21"/>
+          <w:szCs w:val="21"/>
+        </w:rPr>
+        <w:t xml:space="preserve">            { </w:t>
+      </w:r>
+    </w:p>
+    <w:p>
+      <w:r>
+        <w:rPr>
+          <w:rFonts w:ascii="Consolas" w:cs="Consolas"/>
+          <w:sz w:val="21"/>
+          <w:szCs w:val="21"/>
+        </w:rPr>
+        <w:t>                System.out.println(inputError);</w:t>
+      </w:r>
+    </w:p>
+    <w:p>
+      <w:r>
+        <w:rPr>
+          <w:rFonts w:ascii="Consolas" w:cs="Consolas"/>
+          <w:sz w:val="21"/>
+          <w:szCs w:val="21"/>
+        </w:rPr>
+        <w:t>                scan.nextLine();</w:t>
+      </w:r>
+    </w:p>
+    <w:p>
+      <w:r>
+        <w:rPr>
+          <w:rFonts w:ascii="Consolas" w:cs="Consolas"/>
+          <w:sz w:val="21"/>
+          <w:szCs w:val="21"/>
+        </w:rPr>
+        <w:t>            }</w:t>
+      </w:r>
+    </w:p>
+    <w:p>
+      <w:r>
+        <w:rPr>
+          <w:rFonts w:ascii="Consolas" w:cs="Consolas"/>
+          <w:sz w:val="21"/>
+          <w:szCs w:val="21"/>
+        </w:rPr>
+        <w:t>        }</w:t>
+      </w:r>
+    </w:p>
+    <w:p>
+      <w:r>
+        <w:rPr>
+          <w:rFonts w:ascii="Consolas" w:cs="Consolas"/>
+          <w:sz w:val="21"/>
+          <w:szCs w:val="21"/>
+        </w:rPr>
+        <w:t>    }</w:t>
+      </w:r>
+    </w:p>
+    <w:p>
+      <w:r>
+        <w:br w:type="textWrapping"/>
+      </w:r>
+    </w:p>
+    <w:p>
+      <w:r>
+        <w:rPr>
+          <w:rFonts w:ascii="Consolas" w:cs="Consolas"/>
+          <w:sz w:val="21"/>
+          <w:szCs w:val="21"/>
+        </w:rPr>
+        <w:t>    /*</w:t>
+      </w:r>
+    </w:p>
+    <w:p>
+      <w:r>
+        <w:rPr>
+          <w:rFonts w:ascii="Consolas" w:cs="Consolas"/>
+          <w:sz w:val="21"/>
+          <w:szCs w:val="21"/>
+        </w:rPr>
+        <w:t>    Action: Prompts the user for an integer and inserts it at the front of the given list.</w:t>
+      </w:r>
+    </w:p>
+    <w:p>
+      <w:r>
+        <w:rPr>
+          <w:rFonts w:ascii="Consolas" w:cs="Consolas"/>
+          <w:sz w:val="21"/>
+          <w:szCs w:val="21"/>
+        </w:rPr>
+        <w:t>    Params: list - the list to insert into.</w:t>
+      </w:r>
+    </w:p>
+    <w:p>
+      <w:r>
+        <w:rPr>
+          <w:rFonts w:ascii="Consolas" w:cs="Consolas"/>
+          <w:sz w:val="21"/>
+          <w:szCs w:val="21"/>
+        </w:rPr>
+        <w:t>    Returns: none.</w:t>
+      </w:r>
+    </w:p>
+    <w:p>
+      <w:r>
+        <w:rPr>
+          <w:rFonts w:ascii="Consolas" w:cs="Consolas"/>
+          <w:sz w:val="21"/>
+          <w:szCs w:val="21"/>
+        </w:rPr>
+        <w:t>    Precondition: list is not null.</w:t>
+      </w:r>
+    </w:p>
+    <w:p>
+      <w:r>
+        <w:rPr>
+          <w:rFonts w:ascii="Consolas" w:cs="Consolas"/>
+          <w:sz w:val="21"/>
+          <w:szCs w:val="21"/>
+        </w:rPr>
+        <w:t>    */</w:t>
+      </w:r>
+    </w:p>
+    <w:p>
+      <w:r>
+        <w:rPr>
+          <w:rFonts w:ascii="Consolas" w:cs="Consolas"/>
+          <w:sz w:val="21"/>
+          <w:szCs w:val="21"/>
+        </w:rPr>
+        <w:t>    public static void insertFront(List list)</w:t>
+      </w:r>
+    </w:p>
+    <w:p>
+      <w:r>
+        <w:rPr>
+          <w:rFonts w:ascii="Consolas" w:cs="Consolas"/>
+          <w:sz w:val="21"/>
+          <w:szCs w:val="21"/>
+        </w:rPr>
+        <w:t>    {</w:t>
+      </w:r>
+    </w:p>
+    <w:p>
+      <w:r>
+        <w:rPr>
+          <w:rFonts w:ascii="Consolas" w:cs="Consolas"/>
+          <w:sz w:val="21"/>
+          <w:szCs w:val="21"/>
+        </w:rPr>
+        <w:t>        try</w:t>
+      </w:r>
+    </w:p>
+    <w:p>
+      <w:r>
+        <w:rPr>
+          <w:rFonts w:ascii="Consolas" w:cs="Consolas"/>
+          <w:sz w:val="21"/>
+          <w:szCs w:val="21"/>
+        </w:rPr>
+        <w:t>        {</w:t>
+      </w:r>
+    </w:p>
+    <w:p>
+      <w:r>
+        <w:rPr>
+          <w:rFonts w:ascii="Consolas" w:cs="Consolas"/>
+          <w:sz w:val="21"/>
+          <w:szCs w:val="21"/>
+        </w:rPr>
+        <w:t>            System.out.print("Please input an integer to insert at the front: ");</w:t>
+      </w:r>
+    </w:p>
+    <w:p>
+      <w:r>
+        <w:rPr>
+          <w:rFonts w:ascii="Consolas" w:cs="Consolas"/>
+          <w:sz w:val="21"/>
+          <w:szCs w:val="21"/>
+        </w:rPr>
+        <w:t>            int value = scan.nextInt();</w:t>
+      </w:r>
+    </w:p>
+    <w:p>
+      <w:r>
+        <w:rPr>
+          <w:rFonts w:ascii="Consolas" w:cs="Consolas"/>
+          <w:sz w:val="21"/>
+          <w:szCs w:val="21"/>
+        </w:rPr>
+        <w:t>            scan.nextLine();</w:t>
+      </w:r>
+    </w:p>
+    <w:p>
+      <w:r>
+        <w:br w:type="textWrapping"/>
+      </w:r>
+    </w:p>
+    <w:p>
+      <w:r>
+        <w:rPr>
+          <w:rFonts w:ascii="Consolas" w:cs="Consolas"/>
+          <w:sz w:val="21"/>
+          <w:szCs w:val="21"/>
+        </w:rPr>
+        <w:t>            list.insertFront(value);</w:t>
+      </w:r>
+    </w:p>
+    <w:p>
+      <w:r>
+        <w:rPr>
+          <w:rFonts w:ascii="Consolas" w:cs="Consolas"/>
+          <w:sz w:val="21"/>
+          <w:szCs w:val="21"/>
+        </w:rPr>
+        <w:t>        }</w:t>
+      </w:r>
+    </w:p>
+    <w:p>
+      <w:r>
+        <w:rPr>
+          <w:rFonts w:ascii="Consolas" w:cs="Consolas"/>
+          <w:sz w:val="21"/>
+          <w:szCs w:val="21"/>
+        </w:rPr>
+        <w:t>        catch (InputMismatchException e)</w:t>
+      </w:r>
+    </w:p>
+    <w:p>
+      <w:r>
+        <w:rPr>
+          <w:rFonts w:ascii="Consolas" w:cs="Consolas"/>
+          <w:sz w:val="21"/>
+          <w:szCs w:val="21"/>
+        </w:rPr>
+        <w:t>        { System.out.println("Please enter a valid integer."); }</w:t>
+      </w:r>
+    </w:p>
+    <w:p>
+      <w:r>
+        <w:rPr>
+          <w:rFonts w:ascii="Consolas" w:cs="Consolas"/>
+          <w:sz w:val="21"/>
+          <w:szCs w:val="21"/>
+        </w:rPr>
+        <w:t>    }</w:t>
+      </w:r>
+    </w:p>
+    <w:p>
+      <w:r>
+        <w:br w:type="textWrapping"/>
+      </w:r>
+    </w:p>
+    <w:p>
+      <w:r>
+        <w:rPr>
+          <w:rFonts w:ascii="Consolas" w:cs="Consolas"/>
+          <w:sz w:val="21"/>
+          <w:szCs w:val="21"/>
+        </w:rPr>
+        <w:t>    /*</w:t>
+      </w:r>
+    </w:p>
+    <w:p>
+      <w:r>
+        <w:rPr>
+          <w:rFonts w:ascii="Consolas" w:cs="Consolas"/>
+          <w:sz w:val="21"/>
+          <w:szCs w:val="21"/>
+        </w:rPr>
+        <w:t>    Action: Prompts the user for an integer and inserts it at the back of the given list.</w:t>
+      </w:r>
+    </w:p>
+    <w:p>
+      <w:r>
+        <w:rPr>
+          <w:rFonts w:ascii="Consolas" w:cs="Consolas"/>
+          <w:sz w:val="21"/>
+          <w:szCs w:val="21"/>
+        </w:rPr>
+        <w:t>    Params: list - the list to insert into.</w:t>
+      </w:r>
+    </w:p>
+    <w:p>
+      <w:r>
+        <w:rPr>
+          <w:rFonts w:ascii="Consolas" w:cs="Consolas"/>
+          <w:sz w:val="21"/>
+          <w:szCs w:val="21"/>
+        </w:rPr>
+        <w:t>    Returns: none.</w:t>
+      </w:r>
+    </w:p>
+    <w:p>
+      <w:r>
+        <w:rPr>
+          <w:rFonts w:ascii="Consolas" w:cs="Consolas"/>
+          <w:sz w:val="21"/>
+          <w:szCs w:val="21"/>
+        </w:rPr>
+        <w:t>    Precondition: list is not null.</w:t>
+      </w:r>
+    </w:p>
+    <w:p>
+      <w:r>
+        <w:rPr>
+          <w:rFonts w:ascii="Consolas" w:cs="Consolas"/>
+          <w:sz w:val="21"/>
+          <w:szCs w:val="21"/>
+        </w:rPr>
+        <w:t>    */</w:t>
+      </w:r>
+    </w:p>
+    <w:p>
+      <w:r>
+        <w:rPr>
+          <w:rFonts w:ascii="Consolas" w:cs="Consolas"/>
+          <w:sz w:val="21"/>
+          <w:szCs w:val="21"/>
+        </w:rPr>
+        <w:t>    public static void insertBack(List list)</w:t>
+      </w:r>
+    </w:p>
+    <w:p>
+      <w:r>
+        <w:rPr>
+          <w:rFonts w:ascii="Consolas" w:cs="Consolas"/>
+          <w:sz w:val="21"/>
+          <w:szCs w:val="21"/>
+        </w:rPr>
+        <w:t>    {</w:t>
+      </w:r>
+    </w:p>
+    <w:p>
+      <w:r>
+        <w:rPr>
+          <w:rFonts w:ascii="Consolas" w:cs="Consolas"/>
+          <w:sz w:val="21"/>
+          <w:szCs w:val="21"/>
+        </w:rPr>
+        <w:t>        try</w:t>
+      </w:r>
+    </w:p>
+    <w:p>
+      <w:r>
+        <w:rPr>
+          <w:rFonts w:ascii="Consolas" w:cs="Consolas"/>
+          <w:sz w:val="21"/>
+          <w:szCs w:val="21"/>
+        </w:rPr>
+        <w:t>        {</w:t>
+      </w:r>
+    </w:p>
+    <w:p>
+      <w:r>
+        <w:rPr>
+          <w:rFonts w:ascii="Consolas" w:cs="Consolas"/>
+          <w:sz w:val="21"/>
+          <w:szCs w:val="21"/>
+        </w:rPr>
+        <w:t>            System.out.print("Please input an integer to insert at the back: ");</w:t>
+      </w:r>
+    </w:p>
+    <w:p>
+      <w:r>
+        <w:rPr>
+          <w:rFonts w:ascii="Consolas" w:cs="Consolas"/>
+          <w:sz w:val="21"/>
+          <w:szCs w:val="21"/>
+        </w:rPr>
+        <w:t>            int value = scan.nextInt();</w:t>
+      </w:r>
+    </w:p>
+    <w:p>
+      <w:r>
+        <w:rPr>
+          <w:rFonts w:ascii="Consolas" w:cs="Consolas"/>
+          <w:sz w:val="21"/>
+          <w:szCs w:val="21"/>
+        </w:rPr>
+        <w:t>            scan.nextLine();</w:t>
+      </w:r>
+    </w:p>
+    <w:p>
+      <w:r>
+        <w:br w:type="textWrapping"/>
+      </w:r>
+    </w:p>
+    <w:p>
+      <w:r>
+        <w:rPr>
+          <w:rFonts w:ascii="Consolas" w:cs="Consolas"/>
+          <w:sz w:val="21"/>
+          <w:szCs w:val="21"/>
+        </w:rPr>
+        <w:t>            list.insertBack(value);</w:t>
+      </w:r>
+    </w:p>
+    <w:p>
+      <w:r>
+        <w:rPr>
+          <w:rFonts w:ascii="Consolas" w:cs="Consolas"/>
+          <w:sz w:val="21"/>
+          <w:szCs w:val="21"/>
+        </w:rPr>
+        <w:t>        }</w:t>
+      </w:r>
+    </w:p>
+    <w:p>
+      <w:r>
+        <w:rPr>
+          <w:rFonts w:ascii="Consolas" w:cs="Consolas"/>
+          <w:sz w:val="21"/>
+          <w:szCs w:val="21"/>
+        </w:rPr>
+        <w:t>        catch (InputMismatchException e)</w:t>
+      </w:r>
+    </w:p>
+    <w:p>
+      <w:r>
+        <w:rPr>
+          <w:rFonts w:ascii="Consolas" w:cs="Consolas"/>
+          <w:sz w:val="21"/>
+          <w:szCs w:val="21"/>
+        </w:rPr>
+        <w:t>        { System.out.println("Please enter a valid integer."); }</w:t>
+      </w:r>
+    </w:p>
+    <w:p>
+      <w:r>
+        <w:rPr>
+          <w:rFonts w:ascii="Consolas" w:cs="Consolas"/>
+          <w:sz w:val="21"/>
+          <w:szCs w:val="21"/>
+        </w:rPr>
+        <w:t>    }</w:t>
+      </w:r>
+    </w:p>
+    <w:p>
+      <w:r>
+        <w:br w:type="textWrapping"/>
+      </w:r>
+    </w:p>
+    <w:p>
+      <w:r>
+        <w:rPr>
+          <w:rFonts w:ascii="Consolas" w:cs="Consolas"/>
+          <w:sz w:val="21"/>
+          <w:szCs w:val="21"/>
+        </w:rPr>
+        <w:t>    /*</w:t>
+      </w:r>
+    </w:p>
+    <w:p>
+      <w:r>
+        <w:rPr>
+          <w:rFonts w:ascii="Consolas" w:cs="Consolas"/>
+          <w:sz w:val="21"/>
+          <w:szCs w:val="21"/>
+        </w:rPr>
+        <w:t>    Action: Traverses a list using a ListIterator and prints the sum of its elements.</w:t>
+      </w:r>
+    </w:p>
+    <w:p>
+      <w:r>
+        <w:rPr>
+          <w:rFonts w:ascii="Consolas" w:cs="Consolas"/>
+          <w:sz w:val="21"/>
+          <w:szCs w:val="21"/>
+        </w:rPr>
+        <w:t>    Params: list - an iterator positioned at the first node of the list to sum.</w:t>
+      </w:r>
+    </w:p>
+    <w:p>
+      <w:r>
+        <w:rPr>
+          <w:rFonts w:ascii="Consolas" w:cs="Consolas"/>
+          <w:sz w:val="21"/>
+          <w:szCs w:val="21"/>
+        </w:rPr>
+        <w:t>    Returns: none.</w:t>
+      </w:r>
+    </w:p>
+    <w:p>
+      <w:r>
+        <w:rPr>
+          <w:rFonts w:ascii="Consolas" w:cs="Consolas"/>
+          <w:sz w:val="21"/>
+          <w:szCs w:val="21"/>
+        </w:rPr>
+        <w:t>    Precondition: list is not null.</w:t>
+      </w:r>
+    </w:p>
+    <w:p>
+      <w:r>
+        <w:rPr>
+          <w:rFonts w:ascii="Consolas" w:cs="Consolas"/>
+          <w:sz w:val="21"/>
+          <w:szCs w:val="21"/>
+        </w:rPr>
+        <w:t>    */</w:t>
+      </w:r>
+    </w:p>
+    <w:p>
+      <w:r>
+        <w:rPr>
+          <w:rFonts w:ascii="Consolas" w:cs="Consolas"/>
+          <w:sz w:val="21"/>
+          <w:szCs w:val="21"/>
+        </w:rPr>
+        <w:t>    public static void sum(ListIterator list)</w:t>
+      </w:r>
+    </w:p>
+    <w:p>
+      <w:r>
+        <w:rPr>
+          <w:rFonts w:ascii="Consolas" w:cs="Consolas"/>
+          <w:sz w:val="21"/>
+          <w:szCs w:val="21"/>
+        </w:rPr>
+        <w:t>    {</w:t>
+      </w:r>
+    </w:p>
+    <w:p>
+      <w:r>
+        <w:rPr>
+          <w:rFonts w:ascii="Consolas" w:cs="Consolas"/>
+          <w:sz w:val="21"/>
+          <w:szCs w:val="21"/>
+        </w:rPr>
+        <w:t>        int sum = 0;</w:t>
+      </w:r>
+    </w:p>
+    <w:p>
+      <w:r>
+        <w:br w:type="textWrapping"/>
+      </w:r>
+    </w:p>
+    <w:p>
+      <w:r>
+        <w:rPr>
+          <w:rFonts w:ascii="Consolas" w:cs="Consolas"/>
+          <w:sz w:val="21"/>
+          <w:szCs w:val="21"/>
+        </w:rPr>
+        <w:t>        while (!list.isNull())</w:t>
+      </w:r>
+    </w:p>
+    <w:p>
+      <w:r>
+        <w:rPr>
+          <w:rFonts w:ascii="Consolas" w:cs="Consolas"/>
+          <w:sz w:val="21"/>
+          <w:szCs w:val="21"/>
+        </w:rPr>
+        <w:t>        {</w:t>
+      </w:r>
+    </w:p>
+    <w:p>
+      <w:r>
+        <w:rPr>
+          <w:rFonts w:ascii="Consolas" w:cs="Consolas"/>
+          <w:sz w:val="21"/>
+          <w:szCs w:val="21"/>
+        </w:rPr>
+        <w:t>            sum += list.get();</w:t>
+      </w:r>
+    </w:p>
+    <w:p>
+      <w:r>
+        <w:rPr>
+          <w:rFonts w:ascii="Consolas" w:cs="Consolas"/>
+          <w:sz w:val="21"/>
+          <w:szCs w:val="21"/>
+        </w:rPr>
+        <w:t>            list = list.next();</w:t>
+      </w:r>
+    </w:p>
+    <w:p>
+      <w:r>
+        <w:rPr>
+          <w:rFonts w:ascii="Consolas" w:cs="Consolas"/>
+          <w:sz w:val="21"/>
+          <w:szCs w:val="21"/>
+        </w:rPr>
+        <w:t>        }</w:t>
+      </w:r>
+    </w:p>
+    <w:p>
+      <w:r>
+        <w:br w:type="textWrapping"/>
+      </w:r>
+    </w:p>
+    <w:p>
+      <w:r>
+        <w:rPr>
+          <w:rFonts w:ascii="Consolas" w:cs="Consolas"/>
+          <w:sz w:val="21"/>
+          <w:szCs w:val="21"/>
+        </w:rPr>
+        <w:t>        System.out.println("The sum of the linked list is " + sum);</w:t>
+      </w:r>
+    </w:p>
+    <w:p>
+      <w:r>
+        <w:rPr>
+          <w:rFonts w:ascii="Consolas" w:cs="Consolas"/>
+          <w:sz w:val="21"/>
+          <w:szCs w:val="21"/>
+        </w:rPr>
+        <w:t>    }</w:t>
+      </w:r>
+    </w:p>
+    <w:p>
+      <w:r>
+        <w:br w:type="textWrapping"/>
+      </w:r>
+    </w:p>
+    <w:p>
+      <w:r>
+        <w:rPr>
+          <w:rFonts w:ascii="Consolas" w:cs="Consolas"/>
+          <w:sz w:val="21"/>
+          <w:szCs w:val="21"/>
+        </w:rPr>
+        <w:t>    /*</w:t>
+      </w:r>
+    </w:p>
+    <w:p>
+      <w:r>
+        <w:rPr>
+          <w:rFonts w:ascii="Consolas" w:cs="Consolas"/>
+          <w:sz w:val="21"/>
+          <w:szCs w:val="21"/>
+        </w:rPr>
+        <w:t>    Action: Prompts the user for an integer and reports whether that value exists in the given list</w:t>
+      </w:r>
+    </w:p>
+    <w:p>
+      <w:r>
+        <w:rPr>
+          <w:rFonts w:ascii="Consolas" w:cs="Consolas"/>
+          <w:sz w:val="21"/>
+          <w:szCs w:val="21"/>
+        </w:rPr>
+        <w:t>    Params: list -the list to search</w:t>
+      </w:r>
+    </w:p>
+    <w:p>
+      <w:r>
+        <w:rPr>
+          <w:rFonts w:ascii="Consolas" w:cs="Consolas"/>
+          <w:sz w:val="21"/>
+          <w:szCs w:val="21"/>
+        </w:rPr>
+        <w:t>    Returns: none</w:t>
+      </w:r>
+    </w:p>
+    <w:p>
+      <w:r>
+        <w:rPr>
+          <w:rFonts w:ascii="Consolas" w:cs="Consolas"/>
+          <w:sz w:val="21"/>
+          <w:szCs w:val="21"/>
+        </w:rPr>
+        <w:t>    Precondition: list is not null</w:t>
+      </w:r>
+    </w:p>
+    <w:p>
+      <w:r>
+        <w:rPr>
+          <w:rFonts w:ascii="Consolas" w:cs="Consolas"/>
+          <w:sz w:val="21"/>
+          <w:szCs w:val="21"/>
+        </w:rPr>
+        <w:t>    */</w:t>
+      </w:r>
+    </w:p>
+    <w:p>
+      <w:r>
+        <w:rPr>
+          <w:rFonts w:ascii="Consolas" w:cs="Consolas"/>
+          <w:sz w:val="21"/>
+          <w:szCs w:val="21"/>
+        </w:rPr>
+        <w:t>    public static void find(List list)</w:t>
+      </w:r>
+    </w:p>
+    <w:p>
+      <w:r>
+        <w:rPr>
+          <w:rFonts w:ascii="Consolas" w:cs="Consolas"/>
+          <w:sz w:val="21"/>
+          <w:szCs w:val="21"/>
+        </w:rPr>
+        <w:t>    {</w:t>
+      </w:r>
+    </w:p>
+    <w:p>
+      <w:r>
+        <w:rPr>
+          <w:rFonts w:ascii="Consolas" w:cs="Consolas"/>
+          <w:sz w:val="21"/>
+          <w:szCs w:val="21"/>
+        </w:rPr>
+        <w:t>        if (list.head == null)</w:t>
+      </w:r>
+    </w:p>
+    <w:p>
+      <w:r>
+        <w:rPr>
+          <w:rFonts w:ascii="Consolas" w:cs="Consolas"/>
+          <w:sz w:val="21"/>
+          <w:szCs w:val="21"/>
+        </w:rPr>
+        <w:t>        {</w:t>
+      </w:r>
+    </w:p>
+    <w:p>
+      <w:r>
+        <w:rPr>
+          <w:rFonts w:ascii="Consolas" w:cs="Consolas"/>
+          <w:sz w:val="21"/>
+          <w:szCs w:val="21"/>
+        </w:rPr>
+        <w:t>            System.out.println("The list is empty, nothing can be located.");</w:t>
+      </w:r>
+    </w:p>
+    <w:p>
+      <w:r>
+        <w:rPr>
+          <w:rFonts w:ascii="Consolas" w:cs="Consolas"/>
+          <w:sz w:val="21"/>
+          <w:szCs w:val="21"/>
+        </w:rPr>
+        <w:t>            return;</w:t>
+      </w:r>
+    </w:p>
+    <w:p>
+      <w:r>
+        <w:rPr>
+          <w:rFonts w:ascii="Consolas" w:cs="Consolas"/>
+          <w:sz w:val="21"/>
+          <w:szCs w:val="21"/>
+        </w:rPr>
+        <w:t>        }</w:t>
+      </w:r>
+    </w:p>
+    <w:p>
+      <w:r>
+        <w:rPr>
+          <w:rFonts w:ascii="Consolas" w:cs="Consolas"/>
+          <w:sz w:val="21"/>
+          <w:szCs w:val="21"/>
+        </w:rPr>
+        <w:t>        try</w:t>
+      </w:r>
+    </w:p>
+    <w:p>
+      <w:r>
+        <w:rPr>
+          <w:rFonts w:ascii="Consolas" w:cs="Consolas"/>
+          <w:sz w:val="21"/>
+          <w:szCs w:val="21"/>
+        </w:rPr>
+        <w:t>        {</w:t>
+      </w:r>
+    </w:p>
+    <w:p>
+      <w:r>
+        <w:rPr>
+          <w:rFonts w:ascii="Consolas" w:cs="Consolas"/>
+          <w:sz w:val="21"/>
+          <w:szCs w:val="21"/>
+        </w:rPr>
+        <w:t>            System.out.print("Please input an integer to search for: ");</w:t>
+      </w:r>
+    </w:p>
+    <w:p>
+      <w:r>
+        <w:rPr>
+          <w:rFonts w:ascii="Consolas" w:cs="Consolas"/>
+          <w:sz w:val="21"/>
+          <w:szCs w:val="21"/>
+        </w:rPr>
+        <w:t>            int value = scan.nextInt();</w:t>
+      </w:r>
+    </w:p>
+    <w:p>
+      <w:r>
+        <w:rPr>
+          <w:rFonts w:ascii="Consolas" w:cs="Consolas"/>
+          <w:sz w:val="21"/>
+          <w:szCs w:val="21"/>
+        </w:rPr>
+        <w:t>            scan.nextLine();</w:t>
+      </w:r>
+    </w:p>
+    <w:p>
+      <w:r>
+        <w:br w:type="textWrapping"/>
+      </w:r>
+    </w:p>
+    <w:p>
+      <w:r>
+        <w:rPr>
+          <w:rFonts w:ascii="Consolas" w:cs="Consolas"/>
+          <w:sz w:val="21"/>
+          <w:szCs w:val="21"/>
+        </w:rPr>
+        <w:t>            ListNode node = list.find(value);</w:t>
+      </w:r>
+    </w:p>
+    <w:p>
+      <w:r>
+        <w:br w:type="textWrapping"/>
+      </w:r>
+    </w:p>
+    <w:p>
+      <w:r>
+        <w:rPr>
+          <w:rFonts w:ascii="Consolas" w:cs="Consolas"/>
+          <w:sz w:val="21"/>
+          <w:szCs w:val="21"/>
+        </w:rPr>
+        <w:t>            if (node == null)</w:t>
+      </w:r>
+    </w:p>
+    <w:p>
+      <w:r>
+        <w:rPr>
+          <w:rFonts w:ascii="Consolas" w:cs="Consolas"/>
+          <w:sz w:val="21"/>
+          <w:szCs w:val="21"/>
+        </w:rPr>
+        <w:t>                System.out.println("Integer, " + value + ", was not found in the list.");</w:t>
+      </w:r>
+    </w:p>
+    <w:p>
+      <w:r>
+        <w:rPr>
+          <w:rFonts w:ascii="Consolas" w:cs="Consolas"/>
+          <w:sz w:val="21"/>
+          <w:szCs w:val="21"/>
+        </w:rPr>
+        <w:t>            else</w:t>
+      </w:r>
+    </w:p>
+    <w:p>
+      <w:r>
+        <w:rPr>
+          <w:rFonts w:ascii="Consolas" w:cs="Consolas"/>
+          <w:sz w:val="21"/>
+          <w:szCs w:val="21"/>
+        </w:rPr>
+        <w:t>                System.out.println("Integer, " + value + ", was found in the list.");</w:t>
+      </w:r>
+    </w:p>
+    <w:p>
+      <w:r>
+        <w:rPr>
+          <w:rFonts w:ascii="Consolas" w:cs="Consolas"/>
+          <w:sz w:val="21"/>
+          <w:szCs w:val="21"/>
+        </w:rPr>
+        <w:t>        }</w:t>
+      </w:r>
+    </w:p>
+    <w:p>
+      <w:r>
+        <w:rPr>
+          <w:rFonts w:ascii="Consolas" w:cs="Consolas"/>
+          <w:sz w:val="21"/>
+          <w:szCs w:val="21"/>
+        </w:rPr>
+        <w:t>        catch (InputMismatchException e)</w:t>
+      </w:r>
+    </w:p>
+    <w:p>
+      <w:r>
+        <w:rPr>
+          <w:rFonts w:ascii="Consolas" w:cs="Consolas"/>
+          <w:sz w:val="21"/>
+          <w:szCs w:val="21"/>
+        </w:rPr>
+        <w:t>        { System.out.println("Please enter a valid integer."); }</w:t>
+      </w:r>
+    </w:p>
+    <w:p>
+      <w:r>
+        <w:rPr>
+          <w:rFonts w:ascii="Consolas" w:cs="Consolas"/>
+          <w:sz w:val="21"/>
+          <w:szCs w:val="21"/>
+        </w:rPr>
+        <w:t>    }</w:t>
+      </w:r>
+    </w:p>
+    <w:p>
+      <w:r>
+        <w:br w:type="textWrapping"/>
+      </w:r>
+    </w:p>
+    <w:p>
+      <w:r>
+        <w:rPr>
+          <w:rFonts w:ascii="Consolas" w:cs="Consolas"/>
+          <w:sz w:val="21"/>
+          <w:szCs w:val="21"/>
+        </w:rPr>
+        <w:t>    /*</w:t>
+      </w:r>
+    </w:p>
+    <w:p>
+      <w:r>
+        <w:rPr>
+          <w:rFonts w:ascii="Consolas" w:cs="Consolas"/>
+          <w:sz w:val="21"/>
+          <w:szCs w:val="21"/>
+        </w:rPr>
+        <w:t>    Action: Retrieves an interator on the last node of the list and prints its value</w:t>
+      </w:r>
+    </w:p>
+    <w:p>
+      <w:r>
+        <w:rPr>
+          <w:rFonts w:ascii="Consolas" w:cs="Consolas"/>
+          <w:sz w:val="21"/>
+          <w:szCs w:val="21"/>
+        </w:rPr>
+        <w:t>    Params: list - the list whose last element will be printed</w:t>
+      </w:r>
+    </w:p>
+    <w:p>
+      <w:r>
+        <w:rPr>
+          <w:rFonts w:ascii="Consolas" w:cs="Consolas"/>
+          <w:sz w:val="21"/>
+          <w:szCs w:val="21"/>
+        </w:rPr>
+        <w:t>    Returns: none</w:t>
+      </w:r>
+    </w:p>
+    <w:p>
+      <w:r>
+        <w:rPr>
+          <w:rFonts w:ascii="Consolas" w:cs="Consolas"/>
+          <w:sz w:val="21"/>
+          <w:szCs w:val="21"/>
+        </w:rPr>
+        <w:t>    Precondition: list is not null and non-empty (end() assumes non-null tail)</w:t>
+      </w:r>
+    </w:p>
+    <w:p>
+      <w:r>
+        <w:rPr>
+          <w:rFonts w:ascii="Consolas" w:cs="Consolas"/>
+          <w:sz w:val="21"/>
+          <w:szCs w:val="21"/>
+        </w:rPr>
+        <w:t>    */</w:t>
+      </w:r>
+    </w:p>
+    <w:p>
+      <w:r>
+        <w:rPr>
+          <w:rFonts w:ascii="Consolas" w:cs="Consolas"/>
+          <w:sz w:val="21"/>
+          <w:szCs w:val="21"/>
+        </w:rPr>
+        <w:t>    public static void printTailNode(List list)</w:t>
+      </w:r>
+    </w:p>
+    <w:p>
+      <w:r>
+        <w:rPr>
+          <w:rFonts w:ascii="Consolas" w:cs="Consolas"/>
+          <w:sz w:val="21"/>
+          <w:szCs w:val="21"/>
+        </w:rPr>
+        <w:t>    {</w:t>
+      </w:r>
+    </w:p>
+    <w:p>
+      <w:r>
+        <w:rPr>
+          <w:rFonts w:ascii="Consolas" w:cs="Consolas"/>
+          <w:sz w:val="21"/>
+          <w:szCs w:val="21"/>
+        </w:rPr>
+        <w:t>        ListIterator tailNode = list.end();</w:t>
+      </w:r>
+    </w:p>
+    <w:p>
+      <w:r>
+        <w:rPr>
+          <w:rFonts w:ascii="Consolas" w:cs="Consolas"/>
+          <w:sz w:val="21"/>
+          <w:szCs w:val="21"/>
+        </w:rPr>
+        <w:t>        System.out.println("Last Nodes Value: " + tailNode.get());</w:t>
+      </w:r>
+    </w:p>
+    <w:p>
+      <w:r>
+        <w:rPr>
+          <w:rFonts w:ascii="Consolas" w:cs="Consolas"/>
+          <w:sz w:val="21"/>
+          <w:szCs w:val="21"/>
+        </w:rPr>
+        <w:t>    }</w:t>
+      </w:r>
+    </w:p>
+    <w:p>
+      <w:r>
+        <w:rPr>
+          <w:rFonts w:ascii="Consolas" w:cs="Consolas"/>
+          <w:sz w:val="21"/>
+          <w:szCs w:val="21"/>
+        </w:rPr>
+        <w:t>}</w:t>
+      </w:r>
+    </w:p>
+    <w:p>
+      <w:r>
+        <w:br w:type="textWrapping"/>
+      </w:r>
+    </w:p>
+    <w:p>
+      <w:r>
+        <w:rPr>
+          <w:rFonts w:ascii="Consolas" w:cs="Consolas"/>
+          <w:sz w:val="21"/>
+          <w:szCs w:val="21"/>
+        </w:rPr>
+        <w:t>class ListNode</w:t>
+      </w:r>
+    </w:p>
+    <w:p>
+      <w:r>
+        <w:rPr>
+          <w:rFonts w:ascii="Consolas" w:cs="Consolas"/>
+          <w:sz w:val="21"/>
+          <w:szCs w:val="21"/>
+        </w:rPr>
+        <w:t>{</w:t>
+      </w:r>
+    </w:p>
+    <w:p>
+      <w:r>
+        <w:rPr>
+          <w:rFonts w:ascii="Consolas" w:cs="Consolas"/>
+          <w:sz w:val="21"/>
+          <w:szCs w:val="21"/>
+        </w:rPr>
+        <w:t>    int datum;</w:t>
+      </w:r>
+    </w:p>
+    <w:p>
+      <w:r>
+        <w:rPr>
+          <w:rFonts w:ascii="Consolas" w:cs="Consolas"/>
+          <w:sz w:val="21"/>
+          <w:szCs w:val="21"/>
+        </w:rPr>
+        <w:t>    ListNode next;</w:t>
+      </w:r>
+    </w:p>
+    <w:p>
+      <w:r>
+        <w:br w:type="textWrapping"/>
+      </w:r>
+    </w:p>
+    <w:p>
+      <w:r>
+        <w:rPr>
+          <w:rFonts w:ascii="Consolas" w:cs="Consolas"/>
+          <w:sz w:val="21"/>
+          <w:szCs w:val="21"/>
+        </w:rPr>
+        <w:t>    public ListNode()</w:t>
+      </w:r>
+    </w:p>
+    <w:p>
+      <w:r>
+        <w:rPr>
+          <w:rFonts w:ascii="Consolas" w:cs="Consolas"/>
+          <w:sz w:val="21"/>
+          <w:szCs w:val="21"/>
+        </w:rPr>
+        <w:t>    {}</w:t>
+      </w:r>
+    </w:p>
+    <w:p>
+      <w:r>
+        <w:br w:type="textWrapping"/>
+      </w:r>
+    </w:p>
+    <w:p>
+      <w:r>
+        <w:rPr>
+          <w:rFonts w:ascii="Consolas" w:cs="Consolas"/>
+          <w:sz w:val="21"/>
+          <w:szCs w:val="21"/>
+        </w:rPr>
+        <w:t>    public ListNode(int datum)</w:t>
+      </w:r>
+    </w:p>
+    <w:p>
+      <w:r>
+        <w:rPr>
+          <w:rFonts w:ascii="Consolas" w:cs="Consolas"/>
+          <w:sz w:val="21"/>
+          <w:szCs w:val="21"/>
+        </w:rPr>
+        <w:t xml:space="preserve">    { </w:t>
+      </w:r>
+    </w:p>
+    <w:p>
+      <w:r>
+        <w:rPr>
+          <w:rFonts w:ascii="Consolas" w:cs="Consolas"/>
+          <w:sz w:val="21"/>
+          <w:szCs w:val="21"/>
+        </w:rPr>
+        <w:t>        this.datum = datum;</w:t>
+      </w:r>
+    </w:p>
+    <w:p>
+      <w:r>
+        <w:rPr>
+          <w:rFonts w:ascii="Consolas" w:cs="Consolas"/>
+          <w:sz w:val="21"/>
+          <w:szCs w:val="21"/>
+        </w:rPr>
+        <w:t>        this.next = null;</w:t>
+      </w:r>
+    </w:p>
+    <w:p>
+      <w:r>
+        <w:rPr>
+          <w:rFonts w:ascii="Consolas" w:cs="Consolas"/>
+          <w:sz w:val="21"/>
+          <w:szCs w:val="21"/>
+        </w:rPr>
+        <w:t>    }</w:t>
+      </w:r>
+    </w:p>
+    <w:p>
+      <w:r>
+        <w:br w:type="textWrapping"/>
+      </w:r>
+    </w:p>
+    <w:p>
+      <w:r>
+        <w:rPr>
+          <w:rFonts w:ascii="Consolas" w:cs="Consolas"/>
+          <w:sz w:val="21"/>
+          <w:szCs w:val="21"/>
+        </w:rPr>
+        <w:t>    public ListNode(ListNode node)</w:t>
+      </w:r>
+    </w:p>
+    <w:p>
+      <w:r>
+        <w:rPr>
+          <w:rFonts w:ascii="Consolas" w:cs="Consolas"/>
+          <w:sz w:val="21"/>
+          <w:szCs w:val="21"/>
+        </w:rPr>
+        <w:t>    {</w:t>
+      </w:r>
+    </w:p>
+    <w:p>
+      <w:r>
+        <w:rPr>
+          <w:rFonts w:ascii="Consolas" w:cs="Consolas"/>
+          <w:sz w:val="21"/>
+          <w:szCs w:val="21"/>
+        </w:rPr>
+        <w:t>        this.datum = node.datum;</w:t>
+      </w:r>
+    </w:p>
+    <w:p>
+      <w:r>
+        <w:rPr>
+          <w:rFonts w:ascii="Consolas" w:cs="Consolas"/>
+          <w:sz w:val="21"/>
+          <w:szCs w:val="21"/>
+        </w:rPr>
+        <w:t>        this.next = null;</w:t>
+      </w:r>
+    </w:p>
+    <w:p>
+      <w:r>
+        <w:rPr>
+          <w:rFonts w:ascii="Consolas" w:cs="Consolas"/>
+          <w:sz w:val="21"/>
+          <w:szCs w:val="21"/>
+        </w:rPr>
+        <w:t>    }</w:t>
+      </w:r>
+    </w:p>
+    <w:p>
+      <w:r>
+        <w:rPr>
+          <w:rFonts w:ascii="Consolas" w:cs="Consolas"/>
+          <w:sz w:val="21"/>
+          <w:szCs w:val="21"/>
+        </w:rPr>
+        <w:t>}</w:t>
+      </w:r>
+    </w:p>
+    <w:p>
+      <w:r>
+        <w:br w:type="textWrapping"/>
+      </w:r>
+    </w:p>
+    <w:p>
+      <w:r>
+        <w:rPr>
+          <w:rFonts w:ascii="Consolas" w:cs="Consolas"/>
+          <w:sz w:val="21"/>
+          <w:szCs w:val="21"/>
+        </w:rPr>
+        <w:t>class List</w:t>
+      </w:r>
+    </w:p>
+    <w:p>
+      <w:r>
+        <w:rPr>
+          <w:rFonts w:ascii="Consolas" w:cs="Consolas"/>
+          <w:sz w:val="21"/>
+          <w:szCs w:val="21"/>
+        </w:rPr>
+        <w:t>{</w:t>
+      </w:r>
+    </w:p>
+    <w:p>
+      <w:r>
+        <w:rPr>
+          <w:rFonts w:ascii="Consolas" w:cs="Consolas"/>
+          <w:sz w:val="21"/>
+          <w:szCs w:val="21"/>
+        </w:rPr>
+        <w:t>    protected ListNode head;</w:t>
+      </w:r>
+    </w:p>
+    <w:p>
+      <w:r>
+        <w:rPr>
+          <w:rFonts w:ascii="Consolas" w:cs="Consolas"/>
+          <w:sz w:val="21"/>
+          <w:szCs w:val="21"/>
+        </w:rPr>
+        <w:t>    protected ListNode tail;</w:t>
+      </w:r>
+    </w:p>
+    <w:p>
+      <w:r>
+        <w:rPr>
+          <w:rFonts w:ascii="Consolas" w:cs="Consolas"/>
+          <w:sz w:val="21"/>
+          <w:szCs w:val="21"/>
+        </w:rPr>
+        <w:t>    protected int size = 0;</w:t>
+      </w:r>
+    </w:p>
+    <w:p>
+      <w:r>
+        <w:br w:type="textWrapping"/>
+      </w:r>
+    </w:p>
+    <w:p>
+      <w:r>
+        <w:rPr>
+          <w:rFonts w:ascii="Consolas" w:cs="Consolas"/>
+          <w:sz w:val="21"/>
+          <w:szCs w:val="21"/>
+        </w:rPr>
+        <w:t>    /*</w:t>
+      </w:r>
+    </w:p>
+    <w:p>
+      <w:r>
+        <w:rPr>
+          <w:rFonts w:ascii="Consolas" w:cs="Consolas"/>
+          <w:sz w:val="21"/>
+          <w:szCs w:val="21"/>
+        </w:rPr>
+        <w:t>    Action: Removes all nodes from the list, resetting it to empty.</w:t>
+      </w:r>
+    </w:p>
+    <w:p>
+      <w:r>
+        <w:rPr>
+          <w:rFonts w:ascii="Consolas" w:cs="Consolas"/>
+          <w:sz w:val="21"/>
+          <w:szCs w:val="21"/>
+        </w:rPr>
+        <w:t>    Params: none.</w:t>
+      </w:r>
+    </w:p>
+    <w:p>
+      <w:r>
+        <w:rPr>
+          <w:rFonts w:ascii="Consolas" w:cs="Consolas"/>
+          <w:sz w:val="21"/>
+          <w:szCs w:val="21"/>
+        </w:rPr>
+        <w:t>    Returns: none.</w:t>
+      </w:r>
+    </w:p>
+    <w:p>
+      <w:r>
+        <w:rPr>
+          <w:rFonts w:ascii="Consolas" w:cs="Consolas"/>
+          <w:sz w:val="21"/>
+          <w:szCs w:val="21"/>
+        </w:rPr>
+        <w:t>    Precondition: none.</w:t>
+      </w:r>
+    </w:p>
+    <w:p>
+      <w:r>
+        <w:rPr>
+          <w:rFonts w:ascii="Consolas" w:cs="Consolas"/>
+          <w:sz w:val="21"/>
+          <w:szCs w:val="21"/>
+        </w:rPr>
+        <w:t>    */</w:t>
+      </w:r>
+    </w:p>
+    <w:p>
+      <w:r>
+        <w:rPr>
+          <w:rFonts w:ascii="Consolas" w:cs="Consolas"/>
+          <w:sz w:val="21"/>
+          <w:szCs w:val="21"/>
+        </w:rPr>
+        <w:t>    public void clear()</w:t>
+      </w:r>
+    </w:p>
+    <w:p>
+      <w:r>
+        <w:rPr>
+          <w:rFonts w:ascii="Consolas" w:cs="Consolas"/>
+          <w:sz w:val="21"/>
+          <w:szCs w:val="21"/>
+        </w:rPr>
+        <w:t>    {</w:t>
+      </w:r>
+    </w:p>
+    <w:p>
+      <w:r>
+        <w:rPr>
+          <w:rFonts w:ascii="Consolas" w:cs="Consolas"/>
+          <w:sz w:val="21"/>
+          <w:szCs w:val="21"/>
+        </w:rPr>
+        <w:t>        this.head = null;</w:t>
+      </w:r>
+    </w:p>
+    <w:p>
+      <w:r>
+        <w:rPr>
+          <w:rFonts w:ascii="Consolas" w:cs="Consolas"/>
+          <w:sz w:val="21"/>
+          <w:szCs w:val="21"/>
+        </w:rPr>
+        <w:t>        this.tail = null;</w:t>
+      </w:r>
+    </w:p>
+    <w:p>
+      <w:r>
+        <w:rPr>
+          <w:rFonts w:ascii="Consolas" w:cs="Consolas"/>
+          <w:sz w:val="21"/>
+          <w:szCs w:val="21"/>
+        </w:rPr>
+        <w:t>        this.size = 0;</w:t>
+      </w:r>
+    </w:p>
+    <w:p>
+      <w:r>
+        <w:rPr>
+          <w:rFonts w:ascii="Consolas" w:cs="Consolas"/>
+          <w:sz w:val="21"/>
+          <w:szCs w:val="21"/>
+        </w:rPr>
+        <w:t>    }</w:t>
+      </w:r>
+    </w:p>
+    <w:p>
+      <w:r>
+        <w:br w:type="textWrapping"/>
+      </w:r>
+    </w:p>
+    <w:p>
+      <w:r>
+        <w:rPr>
+          <w:rFonts w:ascii="Consolas" w:cs="Consolas"/>
+          <w:sz w:val="21"/>
+          <w:szCs w:val="21"/>
+        </w:rPr>
+        <w:t>    /*</w:t>
+      </w:r>
+    </w:p>
+    <w:p>
+      <w:r>
+        <w:rPr>
+          <w:rFonts w:ascii="Consolas" w:cs="Consolas"/>
+          <w:sz w:val="21"/>
+          <w:szCs w:val="21"/>
+        </w:rPr>
+        <w:t>    Action: Inserts a new node holding the given value at the front of the list.</w:t>
+      </w:r>
+    </w:p>
+    <w:p>
+      <w:r>
+        <w:rPr>
+          <w:rFonts w:ascii="Consolas" w:cs="Consolas"/>
+          <w:sz w:val="21"/>
+          <w:szCs w:val="21"/>
+        </w:rPr>
+        <w:t>    Params: value - the integer value to insert.</w:t>
+      </w:r>
+    </w:p>
+    <w:p>
+      <w:r>
+        <w:rPr>
+          <w:rFonts w:ascii="Consolas" w:cs="Consolas"/>
+          <w:sz w:val="21"/>
+          <w:szCs w:val="21"/>
+        </w:rPr>
+        <w:t>    Returns: none.</w:t>
+      </w:r>
+    </w:p>
+    <w:p>
+      <w:r>
+        <w:rPr>
+          <w:rFonts w:ascii="Consolas" w:cs="Consolas"/>
+          <w:sz w:val="21"/>
+          <w:szCs w:val="21"/>
+        </w:rPr>
+        <w:t>    Precondition: none.</w:t>
+      </w:r>
+    </w:p>
+    <w:p>
+      <w:r>
+        <w:rPr>
+          <w:rFonts w:ascii="Consolas" w:cs="Consolas"/>
+          <w:sz w:val="21"/>
+          <w:szCs w:val="21"/>
+        </w:rPr>
+        <w:t>    */</w:t>
+      </w:r>
+    </w:p>
+    <w:p>
+      <w:r>
+        <w:rPr>
+          <w:rFonts w:ascii="Consolas" w:cs="Consolas"/>
+          <w:sz w:val="21"/>
+          <w:szCs w:val="21"/>
+        </w:rPr>
+        <w:t>    public void insertFront(int value)</w:t>
+      </w:r>
+    </w:p>
+    <w:p>
+      <w:r>
+        <w:rPr>
+          <w:rFonts w:ascii="Consolas" w:cs="Consolas"/>
+          <w:sz w:val="21"/>
+          <w:szCs w:val="21"/>
+        </w:rPr>
+        <w:t>    {</w:t>
+      </w:r>
+    </w:p>
+    <w:p>
+      <w:r>
+        <w:rPr>
+          <w:rFonts w:ascii="Consolas" w:cs="Consolas"/>
+          <w:sz w:val="21"/>
+          <w:szCs w:val="21"/>
+        </w:rPr>
+        <w:t>        ListNode temp = new ListNode(value);</w:t>
+      </w:r>
+    </w:p>
+    <w:p>
+      <w:r>
+        <w:br w:type="textWrapping"/>
+      </w:r>
+    </w:p>
+    <w:p>
+      <w:r>
+        <w:rPr>
+          <w:rFonts w:ascii="Consolas" w:cs="Consolas"/>
+          <w:sz w:val="21"/>
+          <w:szCs w:val="21"/>
+        </w:rPr>
+        <w:t>        temp.next = this.head;</w:t>
+      </w:r>
+    </w:p>
+    <w:p>
+      <w:r>
+        <w:rPr>
+          <w:rFonts w:ascii="Consolas" w:cs="Consolas"/>
+          <w:sz w:val="21"/>
+          <w:szCs w:val="21"/>
+        </w:rPr>
+        <w:t>        this.head = temp;</w:t>
+      </w:r>
+    </w:p>
+    <w:p>
+      <w:r>
+        <w:br w:type="textWrapping"/>
+      </w:r>
+    </w:p>
+    <w:p>
+      <w:r>
+        <w:rPr>
+          <w:rFonts w:ascii="Consolas" w:cs="Consolas"/>
+          <w:sz w:val="21"/>
+          <w:szCs w:val="21"/>
+        </w:rPr>
+        <w:t>        if (tail == null) // first node</w:t>
+      </w:r>
+    </w:p>
+    <w:p>
+      <w:r>
+        <w:rPr>
+          <w:rFonts w:ascii="Consolas" w:cs="Consolas"/>
+          <w:sz w:val="21"/>
+          <w:szCs w:val="21"/>
+        </w:rPr>
+        <w:t>            this.tail = temp;</w:t>
+      </w:r>
+    </w:p>
+    <w:p>
+      <w:r>
+        <w:rPr>
+          <w:rFonts w:ascii="Consolas" w:cs="Consolas"/>
+          <w:sz w:val="21"/>
+          <w:szCs w:val="21"/>
+        </w:rPr>
+        <w:t xml:space="preserve">        </w:t>
+      </w:r>
+    </w:p>
+    <w:p>
+      <w:r>
+        <w:rPr>
+          <w:rFonts w:ascii="Consolas" w:cs="Consolas"/>
+          <w:sz w:val="21"/>
+          <w:szCs w:val="21"/>
+        </w:rPr>
+        <w:t>        this.size++;</w:t>
+      </w:r>
+    </w:p>
+    <w:p>
+      <w:r>
+        <w:rPr>
+          <w:rFonts w:ascii="Consolas" w:cs="Consolas"/>
+          <w:sz w:val="21"/>
+          <w:szCs w:val="21"/>
+        </w:rPr>
+        <w:t>    }</w:t>
+      </w:r>
+    </w:p>
+    <w:p>
+      <w:r>
+        <w:br w:type="textWrapping"/>
+      </w:r>
+    </w:p>
+    <w:p>
+      <w:r>
+        <w:rPr>
+          <w:rFonts w:ascii="Consolas" w:cs="Consolas"/>
+          <w:sz w:val="21"/>
+          <w:szCs w:val="21"/>
+        </w:rPr>
+        <w:t>    /*</w:t>
+      </w:r>
+    </w:p>
+    <w:p>
+      <w:r>
+        <w:rPr>
+          <w:rFonts w:ascii="Consolas" w:cs="Consolas"/>
+          <w:sz w:val="21"/>
+          <w:szCs w:val="21"/>
+        </w:rPr>
+        <w:t>    Action: Inserts a new node holding the given value at the back of the list.</w:t>
+      </w:r>
+    </w:p>
+    <w:p>
+      <w:r>
+        <w:rPr>
+          <w:rFonts w:ascii="Consolas" w:cs="Consolas"/>
+          <w:sz w:val="21"/>
+          <w:szCs w:val="21"/>
+        </w:rPr>
+        <w:t>    Params: value - the integer value to insert.</w:t>
+      </w:r>
+    </w:p>
+    <w:p>
+      <w:r>
+        <w:rPr>
+          <w:rFonts w:ascii="Consolas" w:cs="Consolas"/>
+          <w:sz w:val="21"/>
+          <w:szCs w:val="21"/>
+        </w:rPr>
+        <w:t>    Returns: none.</w:t>
+      </w:r>
+    </w:p>
+    <w:p>
+      <w:r>
+        <w:rPr>
+          <w:rFonts w:ascii="Consolas" w:cs="Consolas"/>
+          <w:sz w:val="21"/>
+          <w:szCs w:val="21"/>
+        </w:rPr>
+        <w:t>    Precondition: none.</w:t>
+      </w:r>
+    </w:p>
+    <w:p>
+      <w:r>
+        <w:rPr>
+          <w:rFonts w:ascii="Consolas" w:cs="Consolas"/>
+          <w:sz w:val="21"/>
+          <w:szCs w:val="21"/>
+        </w:rPr>
+        <w:t>    */</w:t>
+      </w:r>
+    </w:p>
+    <w:p>
+      <w:r>
+        <w:rPr>
+          <w:rFonts w:ascii="Consolas" w:cs="Consolas"/>
+          <w:sz w:val="21"/>
+          <w:szCs w:val="21"/>
+        </w:rPr>
+        <w:t>    public void insertBack(int value)</w:t>
+      </w:r>
+    </w:p>
+    <w:p>
+      <w:r>
+        <w:rPr>
+          <w:rFonts w:ascii="Consolas" w:cs="Consolas"/>
+          <w:sz w:val="21"/>
+          <w:szCs w:val="21"/>
+        </w:rPr>
+        <w:t>    {</w:t>
+      </w:r>
+    </w:p>
+    <w:p>
+      <w:r>
+        <w:rPr>
+          <w:rFonts w:ascii="Consolas" w:cs="Consolas"/>
+          <w:sz w:val="21"/>
+          <w:szCs w:val="21"/>
+        </w:rPr>
+        <w:t>        ListNode temp = new ListNode(value);</w:t>
+      </w:r>
+    </w:p>
+    <w:p>
+      <w:r>
+        <w:rPr>
+          <w:rFonts w:ascii="Consolas" w:cs="Consolas"/>
+          <w:sz w:val="21"/>
+          <w:szCs w:val="21"/>
+        </w:rPr>
+        <w:t xml:space="preserve">        if (head == null) </w:t>
+      </w:r>
+    </w:p>
+    <w:p>
+      <w:r>
+        <w:rPr>
+          <w:rFonts w:ascii="Consolas" w:cs="Consolas"/>
+          <w:sz w:val="21"/>
+          <w:szCs w:val="21"/>
+        </w:rPr>
+        <w:t>            this.head = this.tail = temp;</w:t>
+      </w:r>
+    </w:p>
+    <w:p>
+      <w:r>
+        <w:rPr>
+          <w:rFonts w:ascii="Consolas" w:cs="Consolas"/>
+          <w:sz w:val="21"/>
+          <w:szCs w:val="21"/>
+        </w:rPr>
+        <w:t xml:space="preserve">        else </w:t>
+      </w:r>
+    </w:p>
+    <w:p>
+      <w:r>
+        <w:rPr>
+          <w:rFonts w:ascii="Consolas" w:cs="Consolas"/>
+          <w:sz w:val="21"/>
+          <w:szCs w:val="21"/>
+        </w:rPr>
+        <w:t>        {</w:t>
+      </w:r>
+    </w:p>
+    <w:p>
+      <w:r>
+        <w:rPr>
+          <w:rFonts w:ascii="Consolas" w:cs="Consolas"/>
+          <w:sz w:val="21"/>
+          <w:szCs w:val="21"/>
+        </w:rPr>
+        <w:t>            this.tail.next = temp;</w:t>
+      </w:r>
+    </w:p>
+    <w:p>
+      <w:r>
+        <w:rPr>
+          <w:rFonts w:ascii="Consolas" w:cs="Consolas"/>
+          <w:sz w:val="21"/>
+          <w:szCs w:val="21"/>
+        </w:rPr>
+        <w:t>            this.tail = temp;</w:t>
+      </w:r>
+    </w:p>
+    <w:p>
+      <w:r>
+        <w:rPr>
+          <w:rFonts w:ascii="Consolas" w:cs="Consolas"/>
+          <w:sz w:val="21"/>
+          <w:szCs w:val="21"/>
+        </w:rPr>
+        <w:t>        }</w:t>
+      </w:r>
+    </w:p>
+    <w:p>
+      <w:r>
+        <w:rPr>
+          <w:rFonts w:ascii="Consolas" w:cs="Consolas"/>
+          <w:sz w:val="21"/>
+          <w:szCs w:val="21"/>
+        </w:rPr>
+        <w:t>        this.size++;</w:t>
+      </w:r>
+    </w:p>
+    <w:p>
+      <w:r>
+        <w:rPr>
+          <w:rFonts w:ascii="Consolas" w:cs="Consolas"/>
+          <w:sz w:val="21"/>
+          <w:szCs w:val="21"/>
+        </w:rPr>
+        <w:t>    }</w:t>
+      </w:r>
+    </w:p>
+    <w:p>
+      <w:r>
+        <w:br w:type="textWrapping"/>
+      </w:r>
+    </w:p>
+    <w:p>
+      <w:r>
+        <w:rPr>
+          <w:rFonts w:ascii="Consolas" w:cs="Consolas"/>
+          <w:sz w:val="21"/>
+          <w:szCs w:val="21"/>
+        </w:rPr>
+        <w:t>    /*</w:t>
+      </w:r>
+    </w:p>
+    <w:p>
+      <w:r>
+        <w:rPr>
+          <w:rFonts w:ascii="Consolas" w:cs="Consolas"/>
+          <w:sz w:val="21"/>
+          <w:szCs w:val="21"/>
+        </w:rPr>
+        <w:t>    Action: Removes the first node in the list, if one exists.</w:t>
+      </w:r>
+    </w:p>
+    <w:p>
+      <w:r>
+        <w:rPr>
+          <w:rFonts w:ascii="Consolas" w:cs="Consolas"/>
+          <w:sz w:val="21"/>
+          <w:szCs w:val="21"/>
+        </w:rPr>
+        <w:t>    Params: none.</w:t>
+      </w:r>
+    </w:p>
+    <w:p>
+      <w:r>
+        <w:rPr>
+          <w:rFonts w:ascii="Consolas" w:cs="Consolas"/>
+          <w:sz w:val="21"/>
+          <w:szCs w:val="21"/>
+        </w:rPr>
+        <w:t>    Returns: true if a node was removed, false if the list was already empty.</w:t>
+      </w:r>
+    </w:p>
+    <w:p>
+      <w:r>
+        <w:rPr>
+          <w:rFonts w:ascii="Consolas" w:cs="Consolas"/>
+          <w:sz w:val="21"/>
+          <w:szCs w:val="21"/>
+        </w:rPr>
+        <w:t>    Precondition: none.</w:t>
+      </w:r>
+    </w:p>
+    <w:p>
+      <w:r>
+        <w:rPr>
+          <w:rFonts w:ascii="Consolas" w:cs="Consolas"/>
+          <w:sz w:val="21"/>
+          <w:szCs w:val="21"/>
+        </w:rPr>
+        <w:t>    */</w:t>
+      </w:r>
+    </w:p>
+    <w:p>
+      <w:r>
+        <w:rPr>
+          <w:rFonts w:ascii="Consolas" w:cs="Consolas"/>
+          <w:sz w:val="21"/>
+          <w:szCs w:val="21"/>
+        </w:rPr>
+        <w:t>    public boolean removeFront()</w:t>
+      </w:r>
+    </w:p>
+    <w:p>
+      <w:r>
+        <w:rPr>
+          <w:rFonts w:ascii="Consolas" w:cs="Consolas"/>
+          <w:sz w:val="21"/>
+          <w:szCs w:val="21"/>
+        </w:rPr>
+        <w:t>    {</w:t>
+      </w:r>
+    </w:p>
+    <w:p>
+      <w:r>
+        <w:rPr>
+          <w:rFonts w:ascii="Consolas" w:cs="Consolas"/>
+          <w:sz w:val="21"/>
+          <w:szCs w:val="21"/>
+        </w:rPr>
+        <w:t>        if (size == 0)</w:t>
+      </w:r>
+    </w:p>
+    <w:p>
+      <w:r>
+        <w:rPr>
+          <w:rFonts w:ascii="Consolas" w:cs="Consolas"/>
+          <w:sz w:val="21"/>
+          <w:szCs w:val="21"/>
+        </w:rPr>
+        <w:t>            return false;</w:t>
+      </w:r>
+    </w:p>
+    <w:p>
+      <w:r>
+        <w:rPr>
+          <w:rFonts w:ascii="Consolas" w:cs="Consolas"/>
+          <w:sz w:val="21"/>
+          <w:szCs w:val="21"/>
+        </w:rPr>
+        <w:t>        else if (size == 1)</w:t>
+      </w:r>
+    </w:p>
+    <w:p>
+      <w:r>
+        <w:rPr>
+          <w:rFonts w:ascii="Consolas" w:cs="Consolas"/>
+          <w:sz w:val="21"/>
+          <w:szCs w:val="21"/>
+        </w:rPr>
+        <w:t>            this.clear(); // last node removed - clear() resets both head and tail together</w:t>
+      </w:r>
+    </w:p>
+    <w:p>
+      <w:r>
+        <w:rPr>
+          <w:rFonts w:ascii="Consolas" w:cs="Consolas"/>
+          <w:sz w:val="21"/>
+          <w:szCs w:val="21"/>
+        </w:rPr>
+        <w:t>        else</w:t>
+      </w:r>
+    </w:p>
+    <w:p>
+      <w:r>
+        <w:rPr>
+          <w:rFonts w:ascii="Consolas" w:cs="Consolas"/>
+          <w:sz w:val="21"/>
+          <w:szCs w:val="21"/>
+        </w:rPr>
+        <w:t>        {</w:t>
+      </w:r>
+    </w:p>
+    <w:p>
+      <w:r>
+        <w:rPr>
+          <w:rFonts w:ascii="Consolas" w:cs="Consolas"/>
+          <w:sz w:val="21"/>
+          <w:szCs w:val="21"/>
+        </w:rPr>
+        <w:t>            this.head = this.head.next;</w:t>
+      </w:r>
+    </w:p>
+    <w:p>
+      <w:r>
+        <w:rPr>
+          <w:rFonts w:ascii="Consolas" w:cs="Consolas"/>
+          <w:sz w:val="21"/>
+          <w:szCs w:val="21"/>
+        </w:rPr>
+        <w:t>            this.size--;</w:t>
+      </w:r>
+    </w:p>
+    <w:p>
+      <w:r>
+        <w:rPr>
+          <w:rFonts w:ascii="Consolas" w:cs="Consolas"/>
+          <w:sz w:val="21"/>
+          <w:szCs w:val="21"/>
+        </w:rPr>
+        <w:t>        }</w:t>
+      </w:r>
+    </w:p>
+    <w:p>
+      <w:r>
+        <w:br w:type="textWrapping"/>
+      </w:r>
+    </w:p>
+    <w:p>
+      <w:r>
+        <w:rPr>
+          <w:rFonts w:ascii="Consolas" w:cs="Consolas"/>
+          <w:sz w:val="21"/>
+          <w:szCs w:val="21"/>
+        </w:rPr>
+        <w:t>        return true;</w:t>
+      </w:r>
+    </w:p>
+    <w:p>
+      <w:r>
+        <w:rPr>
+          <w:rFonts w:ascii="Consolas" w:cs="Consolas"/>
+          <w:sz w:val="21"/>
+          <w:szCs w:val="21"/>
+        </w:rPr>
+        <w:t>    }</w:t>
+      </w:r>
+    </w:p>
+    <w:p>
+      <w:r>
+        <w:br w:type="textWrapping"/>
+      </w:r>
+    </w:p>
+    <w:p>
+      <w:r>
+        <w:rPr>
+          <w:rFonts w:ascii="Consolas" w:cs="Consolas"/>
+          <w:sz w:val="21"/>
+          <w:szCs w:val="21"/>
+        </w:rPr>
+        <w:t>    /*</w:t>
+      </w:r>
+    </w:p>
+    <w:p>
+      <w:r>
+        <w:rPr>
+          <w:rFonts w:ascii="Consolas" w:cs="Consolas"/>
+          <w:sz w:val="21"/>
+          <w:szCs w:val="21"/>
+        </w:rPr>
+        <w:t>    Action: Prints every node in the list, in order, separated by arrows.</w:t>
+      </w:r>
+    </w:p>
+    <w:p>
+      <w:r>
+        <w:rPr>
+          <w:rFonts w:ascii="Consolas" w:cs="Consolas"/>
+          <w:sz w:val="21"/>
+          <w:szCs w:val="21"/>
+        </w:rPr>
+        <w:t>    Params: none.</w:t>
+      </w:r>
+    </w:p>
+    <w:p>
+      <w:r>
+        <w:rPr>
+          <w:rFonts w:ascii="Consolas" w:cs="Consolas"/>
+          <w:sz w:val="21"/>
+          <w:szCs w:val="21"/>
+        </w:rPr>
+        <w:t>    Returns: none.</w:t>
+      </w:r>
+    </w:p>
+    <w:p>
+      <w:r>
+        <w:rPr>
+          <w:rFonts w:ascii="Consolas" w:cs="Consolas"/>
+          <w:sz w:val="21"/>
+          <w:szCs w:val="21"/>
+        </w:rPr>
+        <w:t>    Precondition: none.</w:t>
+      </w:r>
+    </w:p>
+    <w:p>
+      <w:r>
+        <w:rPr>
+          <w:rFonts w:ascii="Consolas" w:cs="Consolas"/>
+          <w:sz w:val="21"/>
+          <w:szCs w:val="21"/>
+        </w:rPr>
+        <w:t>    */</w:t>
+      </w:r>
+    </w:p>
+    <w:p>
+      <w:r>
+        <w:rPr>
+          <w:rFonts w:ascii="Consolas" w:cs="Consolas"/>
+          <w:sz w:val="21"/>
+          <w:szCs w:val="21"/>
+        </w:rPr>
+        <w:t>    public void print()</w:t>
+      </w:r>
+    </w:p>
+    <w:p>
+      <w:r>
+        <w:rPr>
+          <w:rFonts w:ascii="Consolas" w:cs="Consolas"/>
+          <w:sz w:val="21"/>
+          <w:szCs w:val="21"/>
+        </w:rPr>
+        <w:t>    {</w:t>
+      </w:r>
+    </w:p>
+    <w:p>
+      <w:r>
+        <w:rPr>
+          <w:rFonts w:ascii="Consolas" w:cs="Consolas"/>
+          <w:sz w:val="21"/>
+          <w:szCs w:val="21"/>
+        </w:rPr>
+        <w:t>        ListNode currentNode = this.head;</w:t>
+      </w:r>
+    </w:p>
+    <w:p>
+      <w:r>
+        <w:rPr>
+          <w:rFonts w:ascii="Consolas" w:cs="Consolas"/>
+          <w:sz w:val="21"/>
+          <w:szCs w:val="21"/>
+        </w:rPr>
+        <w:t>        System.out.print("Singly Linked List: ");</w:t>
+      </w:r>
+    </w:p>
+    <w:p>
+      <w:r>
+        <w:rPr>
+          <w:rFonts w:ascii="Consolas" w:cs="Consolas"/>
+          <w:sz w:val="21"/>
+          <w:szCs w:val="21"/>
+        </w:rPr>
+        <w:t xml:space="preserve">        </w:t>
+      </w:r>
+    </w:p>
+    <w:p>
+      <w:r>
+        <w:rPr>
+          <w:rFonts w:ascii="Consolas" w:cs="Consolas"/>
+          <w:sz w:val="21"/>
+          <w:szCs w:val="21"/>
+        </w:rPr>
+        <w:t>        while (currentNode != null)</w:t>
+      </w:r>
+    </w:p>
+    <w:p>
+      <w:r>
+        <w:rPr>
+          <w:rFonts w:ascii="Consolas" w:cs="Consolas"/>
+          <w:sz w:val="21"/>
+          <w:szCs w:val="21"/>
+        </w:rPr>
+        <w:t>        {</w:t>
+      </w:r>
+    </w:p>
+    <w:p>
+      <w:r>
+        <w:rPr>
+          <w:rFonts w:ascii="Consolas" w:cs="Consolas"/>
+          <w:sz w:val="21"/>
+          <w:szCs w:val="21"/>
+        </w:rPr>
+        <w:t>            System.out.print(currentNode.datum);</w:t>
+      </w:r>
+    </w:p>
+    <w:p>
+      <w:r>
+        <w:rPr>
+          <w:rFonts w:ascii="Consolas" w:cs="Consolas"/>
+          <w:sz w:val="21"/>
+          <w:szCs w:val="21"/>
+        </w:rPr>
+        <w:t>            currentNode = currentNode.next;</w:t>
+      </w:r>
+    </w:p>
+    <w:p>
+      <w:r>
+        <w:rPr>
+          <w:rFonts w:ascii="Consolas" w:cs="Consolas"/>
+          <w:sz w:val="21"/>
+          <w:szCs w:val="21"/>
+        </w:rPr>
+        <w:t>            if (currentNode != null)</w:t>
+      </w:r>
+    </w:p>
+    <w:p>
+      <w:r>
+        <w:rPr>
+          <w:rFonts w:ascii="Consolas" w:cs="Consolas"/>
+          <w:sz w:val="21"/>
+          <w:szCs w:val="21"/>
+        </w:rPr>
+        <w:t>                System.out.print(" -&gt; ");</w:t>
+      </w:r>
+    </w:p>
+    <w:p>
+      <w:r>
+        <w:rPr>
+          <w:rFonts w:ascii="Consolas" w:cs="Consolas"/>
+          <w:sz w:val="21"/>
+          <w:szCs w:val="21"/>
+        </w:rPr>
+        <w:t>        }</w:t>
+      </w:r>
+    </w:p>
+    <w:p>
+      <w:r>
+        <w:rPr>
+          <w:rFonts w:ascii="Consolas" w:cs="Consolas"/>
+          <w:sz w:val="21"/>
+          <w:szCs w:val="21"/>
+        </w:rPr>
+        <w:t>        System.out.println();</w:t>
+      </w:r>
+    </w:p>
+    <w:p>
+      <w:r>
+        <w:rPr>
+          <w:rFonts w:ascii="Consolas" w:cs="Consolas"/>
+          <w:sz w:val="21"/>
+          <w:szCs w:val="21"/>
+        </w:rPr>
+        <w:t>    }</w:t>
+      </w:r>
+    </w:p>
+    <w:p>
+      <w:r>
+        <w:br w:type="textWrapping"/>
+      </w:r>
+    </w:p>
+    <w:p>
+      <w:r>
+        <w:rPr>
+          <w:rFonts w:ascii="Consolas" w:cs="Consolas"/>
+          <w:sz w:val="21"/>
+          <w:szCs w:val="21"/>
+        </w:rPr>
+        <w:t>    /*</w:t>
+      </w:r>
+    </w:p>
+    <w:p>
+      <w:r>
+        <w:rPr>
+          <w:rFonts w:ascii="Consolas" w:cs="Consolas"/>
+          <w:sz w:val="21"/>
+          <w:szCs w:val="21"/>
+        </w:rPr>
+        <w:t>    Action: Checks whether the list is in ascending order.</w:t>
+      </w:r>
+    </w:p>
+    <w:p>
+      <w:r>
+        <w:rPr>
+          <w:rFonts w:ascii="Consolas" w:cs="Consolas"/>
+          <w:sz w:val="21"/>
+          <w:szCs w:val="21"/>
+        </w:rPr>
+        <w:t>    Params: none.</w:t>
+      </w:r>
+    </w:p>
+    <w:p>
+      <w:r>
+        <w:rPr>
+          <w:rFonts w:ascii="Consolas" w:cs="Consolas"/>
+          <w:sz w:val="21"/>
+          <w:szCs w:val="21"/>
+        </w:rPr>
+        <w:t>    Returns: true if the list is empty or every element is &lt;= the one after it, false otherwise.</w:t>
+      </w:r>
+    </w:p>
+    <w:p>
+      <w:r>
+        <w:rPr>
+          <w:rFonts w:ascii="Consolas" w:cs="Consolas"/>
+          <w:sz w:val="21"/>
+          <w:szCs w:val="21"/>
+        </w:rPr>
+        <w:t>    Precondition: none.</w:t>
+      </w:r>
+    </w:p>
+    <w:p>
+      <w:r>
+        <w:rPr>
+          <w:rFonts w:ascii="Consolas" w:cs="Consolas"/>
+          <w:sz w:val="21"/>
+          <w:szCs w:val="21"/>
+        </w:rPr>
+        <w:t>    */</w:t>
+      </w:r>
+    </w:p>
+    <w:p>
+      <w:r>
+        <w:rPr>
+          <w:rFonts w:ascii="Consolas" w:cs="Consolas"/>
+          <w:sz w:val="21"/>
+          <w:szCs w:val="21"/>
+        </w:rPr>
+        <w:t>    public boolean isOrdered()</w:t>
+      </w:r>
+    </w:p>
+    <w:p>
+      <w:r>
+        <w:rPr>
+          <w:rFonts w:ascii="Consolas" w:cs="Consolas"/>
+          <w:sz w:val="21"/>
+          <w:szCs w:val="21"/>
+        </w:rPr>
+        <w:t>    {</w:t>
+      </w:r>
+    </w:p>
+    <w:p>
+      <w:r>
+        <w:rPr>
+          <w:rFonts w:ascii="Consolas" w:cs="Consolas"/>
+          <w:sz w:val="21"/>
+          <w:szCs w:val="21"/>
+        </w:rPr>
+        <w:t>        ListNode currentNode = this.head;</w:t>
+      </w:r>
+    </w:p>
+    <w:p>
+      <w:r>
+        <w:rPr>
+          <w:rFonts w:ascii="Consolas" w:cs="Consolas"/>
+          <w:sz w:val="21"/>
+          <w:szCs w:val="21"/>
+        </w:rPr>
+        <w:t>        if (currentNode == null)</w:t>
+      </w:r>
+    </w:p>
+    <w:p>
+      <w:r>
+        <w:rPr>
+          <w:rFonts w:ascii="Consolas" w:cs="Consolas"/>
+          <w:sz w:val="21"/>
+          <w:szCs w:val="21"/>
+        </w:rPr>
+        <w:t>            return true;</w:t>
+      </w:r>
+    </w:p>
+    <w:p>
+      <w:r>
+        <w:br w:type="textWrapping"/>
+      </w:r>
+    </w:p>
+    <w:p>
+      <w:r>
+        <w:rPr>
+          <w:rFonts w:ascii="Consolas" w:cs="Consolas"/>
+          <w:sz w:val="21"/>
+          <w:szCs w:val="21"/>
+        </w:rPr>
+        <w:t>        ListNode previousNode = currentNode;</w:t>
+      </w:r>
+    </w:p>
+    <w:p>
+      <w:r>
+        <w:br w:type="textWrapping"/>
+      </w:r>
+    </w:p>
+    <w:p>
+      <w:r>
+        <w:rPr>
+          <w:rFonts w:ascii="Consolas" w:cs="Consolas"/>
+          <w:sz w:val="21"/>
+          <w:szCs w:val="21"/>
+        </w:rPr>
+        <w:t>        while (currentNode.next != null)</w:t>
+      </w:r>
+    </w:p>
+    <w:p>
+      <w:r>
+        <w:rPr>
+          <w:rFonts w:ascii="Consolas" w:cs="Consolas"/>
+          <w:sz w:val="21"/>
+          <w:szCs w:val="21"/>
+        </w:rPr>
+        <w:t>        {</w:t>
+      </w:r>
+    </w:p>
+    <w:p>
+      <w:r>
+        <w:rPr>
+          <w:rFonts w:ascii="Consolas" w:cs="Consolas"/>
+          <w:sz w:val="21"/>
+          <w:szCs w:val="21"/>
+        </w:rPr>
+        <w:t>            if (previousNode.datum &gt; currentNode.datum)</w:t>
+      </w:r>
+    </w:p>
+    <w:p>
+      <w:r>
+        <w:rPr>
+          <w:rFonts w:ascii="Consolas" w:cs="Consolas"/>
+          <w:sz w:val="21"/>
+          <w:szCs w:val="21"/>
+        </w:rPr>
+        <w:t>                return false;</w:t>
+      </w:r>
+    </w:p>
+    <w:p>
+      <w:r>
+        <w:rPr>
+          <w:rFonts w:ascii="Consolas" w:cs="Consolas"/>
+          <w:sz w:val="21"/>
+          <w:szCs w:val="21"/>
+        </w:rPr>
+        <w:t xml:space="preserve">            </w:t>
+      </w:r>
+    </w:p>
+    <w:p>
+      <w:r>
+        <w:rPr>
+          <w:rFonts w:ascii="Consolas" w:cs="Consolas"/>
+          <w:sz w:val="21"/>
+          <w:szCs w:val="21"/>
+        </w:rPr>
+        <w:t>            previousNode = currentNode;</w:t>
+      </w:r>
+    </w:p>
+    <w:p>
+      <w:r>
+        <w:rPr>
+          <w:rFonts w:ascii="Consolas" w:cs="Consolas"/>
+          <w:sz w:val="21"/>
+          <w:szCs w:val="21"/>
+        </w:rPr>
+        <w:t>            currentNode = currentNode.next;</w:t>
+      </w:r>
+    </w:p>
+    <w:p>
+      <w:r>
+        <w:rPr>
+          <w:rFonts w:ascii="Consolas" w:cs="Consolas"/>
+          <w:sz w:val="21"/>
+          <w:szCs w:val="21"/>
+        </w:rPr>
+        <w:t>        }</w:t>
+      </w:r>
+    </w:p>
+    <w:p>
+      <w:r>
+        <w:br w:type="textWrapping"/>
+      </w:r>
+    </w:p>
+    <w:p>
+      <w:r>
+        <w:rPr>
+          <w:rFonts w:ascii="Consolas" w:cs="Consolas"/>
+          <w:sz w:val="21"/>
+          <w:szCs w:val="21"/>
+        </w:rPr>
+        <w:t>        return true;</w:t>
+      </w:r>
+    </w:p>
+    <w:p>
+      <w:r>
+        <w:rPr>
+          <w:rFonts w:ascii="Consolas" w:cs="Consolas"/>
+          <w:sz w:val="21"/>
+          <w:szCs w:val="21"/>
+        </w:rPr>
+        <w:t>    }</w:t>
+      </w:r>
+    </w:p>
+    <w:p>
+      <w:r>
+        <w:br w:type="textWrapping"/>
+      </w:r>
+    </w:p>
+    <w:p>
+      <w:r>
+        <w:rPr>
+          <w:rFonts w:ascii="Consolas" w:cs="Consolas"/>
+          <w:sz w:val="21"/>
+          <w:szCs w:val="21"/>
+        </w:rPr>
+        <w:t>    /*</w:t>
+      </w:r>
+    </w:p>
+    <w:p>
+      <w:r>
+        <w:rPr>
+          <w:rFonts w:ascii="Consolas" w:cs="Consolas"/>
+          <w:sz w:val="21"/>
+          <w:szCs w:val="21"/>
+        </w:rPr>
+        <w:t>    Action: Creates an iterator positioned at the first node of the list.</w:t>
+      </w:r>
+    </w:p>
+    <w:p>
+      <w:r>
+        <w:rPr>
+          <w:rFonts w:ascii="Consolas" w:cs="Consolas"/>
+          <w:sz w:val="21"/>
+          <w:szCs w:val="21"/>
+        </w:rPr>
+        <w:t>    Params: none.</w:t>
+      </w:r>
+    </w:p>
+    <w:p>
+      <w:r>
+        <w:rPr>
+          <w:rFonts w:ascii="Consolas" w:cs="Consolas"/>
+          <w:sz w:val="21"/>
+          <w:szCs w:val="21"/>
+        </w:rPr>
+        <w:t>    Returns: a ListIterator referencing the list's head node.</w:t>
+      </w:r>
+    </w:p>
+    <w:p>
+      <w:r>
+        <w:rPr>
+          <w:rFonts w:ascii="Consolas" w:cs="Consolas"/>
+          <w:sz w:val="21"/>
+          <w:szCs w:val="21"/>
+        </w:rPr>
+        <w:t>    Precondition: none.</w:t>
+      </w:r>
+    </w:p>
+    <w:p>
+      <w:r>
+        <w:rPr>
+          <w:rFonts w:ascii="Consolas" w:cs="Consolas"/>
+          <w:sz w:val="21"/>
+          <w:szCs w:val="21"/>
+        </w:rPr>
+        <w:t>    */</w:t>
+      </w:r>
+    </w:p>
+    <w:p>
+      <w:r>
+        <w:rPr>
+          <w:rFonts w:ascii="Consolas" w:cs="Consolas"/>
+          <w:sz w:val="21"/>
+          <w:szCs w:val="21"/>
+        </w:rPr>
+        <w:t>    public ListIterator begin()</w:t>
+      </w:r>
+    </w:p>
+    <w:p>
+      <w:r>
+        <w:rPr>
+          <w:rFonts w:ascii="Consolas" w:cs="Consolas"/>
+          <w:sz w:val="21"/>
+          <w:szCs w:val="21"/>
+        </w:rPr>
+        <w:t>    { return new ListIterator(this.head); }</w:t>
+      </w:r>
+    </w:p>
+    <w:p>
+      <w:r>
+        <w:br w:type="textWrapping"/>
+      </w:r>
+    </w:p>
+    <w:p>
+      <w:r>
+        <w:rPr>
+          <w:rFonts w:ascii="Consolas" w:cs="Consolas"/>
+          <w:sz w:val="21"/>
+          <w:szCs w:val="21"/>
+        </w:rPr>
+        <w:t>    /*</w:t>
+      </w:r>
+    </w:p>
+    <w:p>
+      <w:r>
+        <w:rPr>
+          <w:rFonts w:ascii="Consolas" w:cs="Consolas"/>
+          <w:sz w:val="21"/>
+          <w:szCs w:val="21"/>
+        </w:rPr>
+        <w:t>    Action: Creates an interator positioned at the last node of the list</w:t>
+      </w:r>
+    </w:p>
+    <w:p>
+      <w:r>
+        <w:rPr>
+          <w:rFonts w:ascii="Consolas" w:cs="Consolas"/>
+          <w:sz w:val="21"/>
+          <w:szCs w:val="21"/>
+        </w:rPr>
+        <w:t>    Params: none</w:t>
+      </w:r>
+    </w:p>
+    <w:p>
+      <w:r>
+        <w:rPr>
+          <w:rFonts w:ascii="Consolas" w:cs="Consolas"/>
+          <w:sz w:val="21"/>
+          <w:szCs w:val="21"/>
+        </w:rPr>
+        <w:t>    Returns: a ListIterator referencing the list's tail node</w:t>
+      </w:r>
+    </w:p>
+    <w:p>
+      <w:r>
+        <w:rPr>
+          <w:rFonts w:ascii="Consolas" w:cs="Consolas"/>
+          <w:sz w:val="21"/>
+          <w:szCs w:val="21"/>
+        </w:rPr>
+        <w:t>    Precondition: none</w:t>
+      </w:r>
+    </w:p>
+    <w:p>
+      <w:r>
+        <w:rPr>
+          <w:rFonts w:ascii="Consolas" w:cs="Consolas"/>
+          <w:sz w:val="21"/>
+          <w:szCs w:val="21"/>
+        </w:rPr>
+        <w:t>    */</w:t>
+      </w:r>
+    </w:p>
+    <w:p>
+      <w:r>
+        <w:rPr>
+          <w:rFonts w:ascii="Consolas" w:cs="Consolas"/>
+          <w:sz w:val="21"/>
+          <w:szCs w:val="21"/>
+        </w:rPr>
+        <w:t>    public ListIterator end()</w:t>
+      </w:r>
+    </w:p>
+    <w:p>
+      <w:r>
+        <w:rPr>
+          <w:rFonts w:ascii="Consolas" w:cs="Consolas"/>
+          <w:sz w:val="21"/>
+          <w:szCs w:val="21"/>
+        </w:rPr>
+        <w:t>    { return new ListIterator(this.tail); }</w:t>
+      </w:r>
+    </w:p>
+    <w:p>
+      <w:r>
+        <w:br w:type="textWrapping"/>
+      </w:r>
+    </w:p>
+    <w:p>
+      <w:r>
+        <w:rPr>
+          <w:rFonts w:ascii="Consolas" w:cs="Consolas"/>
+          <w:sz w:val="21"/>
+          <w:szCs w:val="21"/>
+        </w:rPr>
+        <w:t>    /*</w:t>
+      </w:r>
+    </w:p>
+    <w:p>
+      <w:r>
+        <w:rPr>
+          <w:rFonts w:ascii="Consolas" w:cs="Consolas"/>
+          <w:sz w:val="21"/>
+          <w:szCs w:val="21"/>
+        </w:rPr>
+        <w:t>    Action: Increments the value of every node in the list by 1</w:t>
+      </w:r>
+    </w:p>
+    <w:p>
+      <w:r>
+        <w:rPr>
+          <w:rFonts w:ascii="Consolas" w:cs="Consolas"/>
+          <w:sz w:val="21"/>
+          <w:szCs w:val="21"/>
+        </w:rPr>
+        <w:t>    Params: none</w:t>
+      </w:r>
+    </w:p>
+    <w:p>
+      <w:r>
+        <w:rPr>
+          <w:rFonts w:ascii="Consolas" w:cs="Consolas"/>
+          <w:sz w:val="21"/>
+          <w:szCs w:val="21"/>
+        </w:rPr>
+        <w:t>    Returns: none</w:t>
+      </w:r>
+    </w:p>
+    <w:p>
+      <w:r>
+        <w:rPr>
+          <w:rFonts w:ascii="Consolas" w:cs="Consolas"/>
+          <w:sz w:val="21"/>
+          <w:szCs w:val="21"/>
+        </w:rPr>
+        <w:t>    Precondition: None</w:t>
+      </w:r>
+    </w:p>
+    <w:p>
+      <w:r>
+        <w:rPr>
+          <w:rFonts w:ascii="Consolas" w:cs="Consolas"/>
+          <w:sz w:val="21"/>
+          <w:szCs w:val="21"/>
+        </w:rPr>
+        <w:t>    */</w:t>
+      </w:r>
+    </w:p>
+    <w:p>
+      <w:r>
+        <w:rPr>
+          <w:rFonts w:ascii="Consolas" w:cs="Consolas"/>
+          <w:sz w:val="21"/>
+          <w:szCs w:val="21"/>
+        </w:rPr>
+        <w:t>    public void incrementAll()</w:t>
+      </w:r>
+    </w:p>
+    <w:p>
+      <w:r>
+        <w:rPr>
+          <w:rFonts w:ascii="Consolas" w:cs="Consolas"/>
+          <w:sz w:val="21"/>
+          <w:szCs w:val="21"/>
+        </w:rPr>
+        <w:t>    {</w:t>
+      </w:r>
+    </w:p>
+    <w:p>
+      <w:r>
+        <w:rPr>
+          <w:rFonts w:ascii="Consolas" w:cs="Consolas"/>
+          <w:sz w:val="21"/>
+          <w:szCs w:val="21"/>
+        </w:rPr>
+        <w:t>        ListNode currentNode = this.head;</w:t>
+      </w:r>
+    </w:p>
+    <w:p>
+      <w:r>
+        <w:br w:type="textWrapping"/>
+      </w:r>
+    </w:p>
+    <w:p>
+      <w:r>
+        <w:rPr>
+          <w:rFonts w:ascii="Consolas" w:cs="Consolas"/>
+          <w:sz w:val="21"/>
+          <w:szCs w:val="21"/>
+        </w:rPr>
+        <w:t>        while (currentNode != null)</w:t>
+      </w:r>
+    </w:p>
+    <w:p>
+      <w:r>
+        <w:rPr>
+          <w:rFonts w:ascii="Consolas" w:cs="Consolas"/>
+          <w:sz w:val="21"/>
+          <w:szCs w:val="21"/>
+        </w:rPr>
+        <w:t>        {</w:t>
+      </w:r>
+    </w:p>
+    <w:p>
+      <w:r>
+        <w:rPr>
+          <w:rFonts w:ascii="Consolas" w:cs="Consolas"/>
+          <w:sz w:val="21"/>
+          <w:szCs w:val="21"/>
+        </w:rPr>
+        <w:t>            currentNode.datum++;</w:t>
+      </w:r>
+    </w:p>
+    <w:p>
+      <w:r>
+        <w:rPr>
+          <w:rFonts w:ascii="Consolas" w:cs="Consolas"/>
+          <w:sz w:val="21"/>
+          <w:szCs w:val="21"/>
+        </w:rPr>
+        <w:t>            currentNode = currentNode.next;</w:t>
+      </w:r>
+    </w:p>
+    <w:p>
+      <w:r>
+        <w:rPr>
+          <w:rFonts w:ascii="Consolas" w:cs="Consolas"/>
+          <w:sz w:val="21"/>
+          <w:szCs w:val="21"/>
+        </w:rPr>
+        <w:t>        }</w:t>
+      </w:r>
+    </w:p>
+    <w:p>
+      <w:r>
+        <w:rPr>
+          <w:rFonts w:ascii="Consolas" w:cs="Consolas"/>
+          <w:sz w:val="21"/>
+          <w:szCs w:val="21"/>
+        </w:rPr>
+        <w:t>    }</w:t>
+      </w:r>
+    </w:p>
+    <w:p>
+      <w:r>
+        <w:br w:type="textWrapping"/>
+      </w:r>
+    </w:p>
+    <w:p>
+      <w:r>
+        <w:rPr>
+          <w:rFonts w:ascii="Consolas" w:cs="Consolas"/>
+          <w:sz w:val="21"/>
+          <w:szCs w:val="21"/>
+        </w:rPr>
+        <w:t>    /*</w:t>
+      </w:r>
+    </w:p>
+    <w:p>
+      <w:r>
+        <w:rPr>
+          <w:rFonts w:ascii="Consolas" w:cs="Consolas"/>
+          <w:sz w:val="21"/>
+          <w:szCs w:val="21"/>
+        </w:rPr>
+        <w:t>    Action: Decreases the value of every node in the list by 1</w:t>
+      </w:r>
+    </w:p>
+    <w:p>
+      <w:r>
+        <w:rPr>
+          <w:rFonts w:ascii="Consolas" w:cs="Consolas"/>
+          <w:sz w:val="21"/>
+          <w:szCs w:val="21"/>
+        </w:rPr>
+        <w:t>    Params: none</w:t>
+      </w:r>
+    </w:p>
+    <w:p>
+      <w:r>
+        <w:rPr>
+          <w:rFonts w:ascii="Consolas" w:cs="Consolas"/>
+          <w:sz w:val="21"/>
+          <w:szCs w:val="21"/>
+        </w:rPr>
+        <w:t>    Returns: none</w:t>
+      </w:r>
+    </w:p>
+    <w:p>
+      <w:r>
+        <w:rPr>
+          <w:rFonts w:ascii="Consolas" w:cs="Consolas"/>
+          <w:sz w:val="21"/>
+          <w:szCs w:val="21"/>
+        </w:rPr>
+        <w:t>    Precondition: None</w:t>
+      </w:r>
+    </w:p>
+    <w:p>
+      <w:r>
+        <w:rPr>
+          <w:rFonts w:ascii="Consolas" w:cs="Consolas"/>
+          <w:sz w:val="21"/>
+          <w:szCs w:val="21"/>
+        </w:rPr>
+        <w:t>    */</w:t>
+      </w:r>
+    </w:p>
+    <w:p>
+      <w:r>
+        <w:rPr>
+          <w:rFonts w:ascii="Consolas" w:cs="Consolas"/>
+          <w:sz w:val="21"/>
+          <w:szCs w:val="21"/>
+        </w:rPr>
+        <w:t>    public void decreaseAll()</w:t>
+      </w:r>
+    </w:p>
+    <w:p>
+      <w:r>
+        <w:rPr>
+          <w:rFonts w:ascii="Consolas" w:cs="Consolas"/>
+          <w:sz w:val="21"/>
+          <w:szCs w:val="21"/>
+        </w:rPr>
+        <w:t>    {</w:t>
+      </w:r>
+    </w:p>
+    <w:p>
+      <w:r>
+        <w:rPr>
+          <w:rFonts w:ascii="Consolas" w:cs="Consolas"/>
+          <w:sz w:val="21"/>
+          <w:szCs w:val="21"/>
+        </w:rPr>
+        <w:t>        ListIterator currentNode = this.begin();</w:t>
+      </w:r>
+    </w:p>
+    <w:p>
+      <w:r>
+        <w:br w:type="textWrapping"/>
+      </w:r>
+    </w:p>
+    <w:p>
+      <w:r>
+        <w:rPr>
+          <w:rFonts w:ascii="Consolas" w:cs="Consolas"/>
+          <w:sz w:val="21"/>
+          <w:szCs w:val="21"/>
+        </w:rPr>
+        <w:t>        while (!currentNode.isNull())</w:t>
+      </w:r>
+    </w:p>
+    <w:p>
+      <w:r>
+        <w:rPr>
+          <w:rFonts w:ascii="Consolas" w:cs="Consolas"/>
+          <w:sz w:val="21"/>
+          <w:szCs w:val="21"/>
+        </w:rPr>
+        <w:t>        {</w:t>
+      </w:r>
+    </w:p>
+    <w:p>
+      <w:r>
+        <w:rPr>
+          <w:rFonts w:ascii="Consolas" w:cs="Consolas"/>
+          <w:sz w:val="21"/>
+          <w:szCs w:val="21"/>
+        </w:rPr>
+        <w:t>            int value = currentNode.get();</w:t>
+      </w:r>
+    </w:p>
+    <w:p>
+      <w:r>
+        <w:rPr>
+          <w:rFonts w:ascii="Consolas" w:cs="Consolas"/>
+          <w:sz w:val="21"/>
+          <w:szCs w:val="21"/>
+        </w:rPr>
+        <w:t>            currentNode.set(--value);</w:t>
+      </w:r>
+    </w:p>
+    <w:p>
+      <w:r>
+        <w:rPr>
+          <w:rFonts w:ascii="Consolas" w:cs="Consolas"/>
+          <w:sz w:val="21"/>
+          <w:szCs w:val="21"/>
+        </w:rPr>
+        <w:t>            currentNode = currentNode.next();</w:t>
+      </w:r>
+    </w:p>
+    <w:p>
+      <w:r>
+        <w:rPr>
+          <w:rFonts w:ascii="Consolas" w:cs="Consolas"/>
+          <w:sz w:val="21"/>
+          <w:szCs w:val="21"/>
+        </w:rPr>
+        <w:t>        }</w:t>
+      </w:r>
+    </w:p>
+    <w:p>
+      <w:r>
+        <w:rPr>
+          <w:rFonts w:ascii="Consolas" w:cs="Consolas"/>
+          <w:sz w:val="21"/>
+          <w:szCs w:val="21"/>
+        </w:rPr>
+        <w:t>    }</w:t>
+      </w:r>
+    </w:p>
+    <w:p>
+      <w:r>
+        <w:br w:type="textWrapping"/>
+      </w:r>
+    </w:p>
+    <w:p>
+      <w:r>
+        <w:rPr>
+          <w:rFonts w:ascii="Consolas" w:cs="Consolas"/>
+          <w:sz w:val="21"/>
+          <w:szCs w:val="21"/>
+        </w:rPr>
+        <w:t>    /*</w:t>
+      </w:r>
+    </w:p>
+    <w:p>
+      <w:r>
+        <w:rPr>
+          <w:rFonts w:ascii="Consolas" w:cs="Consolas"/>
+          <w:sz w:val="21"/>
+          <w:szCs w:val="21"/>
+        </w:rPr>
+        <w:t>    Action: Searches the list for a node containing the given value</w:t>
+      </w:r>
+    </w:p>
+    <w:p>
+      <w:r>
+        <w:rPr>
+          <w:rFonts w:ascii="Consolas" w:cs="Consolas"/>
+          <w:sz w:val="21"/>
+          <w:szCs w:val="21"/>
+        </w:rPr>
+        <w:t>    Params: value - the integer value to search for</w:t>
+      </w:r>
+    </w:p>
+    <w:p>
+      <w:r>
+        <w:rPr>
+          <w:rFonts w:ascii="Consolas" w:cs="Consolas"/>
+          <w:sz w:val="21"/>
+          <w:szCs w:val="21"/>
+        </w:rPr>
+        <w:t>    Returns: The first ListNode found holding value or null if no such node exists</w:t>
+      </w:r>
+    </w:p>
+    <w:p>
+      <w:r>
+        <w:rPr>
+          <w:rFonts w:ascii="Consolas" w:cs="Consolas"/>
+          <w:sz w:val="21"/>
+          <w:szCs w:val="21"/>
+        </w:rPr>
+        <w:t>    Precondition: None</w:t>
+      </w:r>
+    </w:p>
+    <w:p>
+      <w:r>
+        <w:rPr>
+          <w:rFonts w:ascii="Consolas" w:cs="Consolas"/>
+          <w:sz w:val="21"/>
+          <w:szCs w:val="21"/>
+        </w:rPr>
+        <w:t>    */</w:t>
+      </w:r>
+    </w:p>
+    <w:p>
+      <w:r>
+        <w:rPr>
+          <w:rFonts w:ascii="Consolas" w:cs="Consolas"/>
+          <w:sz w:val="21"/>
+          <w:szCs w:val="21"/>
+        </w:rPr>
+        <w:t>    public ListNode find(int value)</w:t>
+      </w:r>
+    </w:p>
+    <w:p>
+      <w:r>
+        <w:rPr>
+          <w:rFonts w:ascii="Consolas" w:cs="Consolas"/>
+          <w:sz w:val="21"/>
+          <w:szCs w:val="21"/>
+        </w:rPr>
+        <w:t>    {</w:t>
+      </w:r>
+    </w:p>
+    <w:p>
+      <w:r>
+        <w:rPr>
+          <w:rFonts w:ascii="Consolas" w:cs="Consolas"/>
+          <w:sz w:val="21"/>
+          <w:szCs w:val="21"/>
+        </w:rPr>
+        <w:t>        if (this.size == 0)</w:t>
+      </w:r>
+    </w:p>
+    <w:p>
+      <w:r>
+        <w:rPr>
+          <w:rFonts w:ascii="Consolas" w:cs="Consolas"/>
+          <w:sz w:val="21"/>
+          <w:szCs w:val="21"/>
+        </w:rPr>
+        <w:t>            return null;</w:t>
+      </w:r>
+    </w:p>
+    <w:p>
+      <w:r>
+        <w:rPr>
+          <w:rFonts w:ascii="Consolas" w:cs="Consolas"/>
+          <w:sz w:val="21"/>
+          <w:szCs w:val="21"/>
+        </w:rPr>
+        <w:t>        ListIterator currentNode = this.begin();</w:t>
+      </w:r>
+    </w:p>
+    <w:p>
+      <w:r>
+        <w:br w:type="textWrapping"/>
+      </w:r>
+    </w:p>
+    <w:p>
+      <w:r>
+        <w:rPr>
+          <w:rFonts w:ascii="Consolas" w:cs="Consolas"/>
+          <w:sz w:val="21"/>
+          <w:szCs w:val="21"/>
+        </w:rPr>
+        <w:t>        while (!currentNode.isNull())</w:t>
+      </w:r>
+    </w:p>
+    <w:p>
+      <w:r>
+        <w:rPr>
+          <w:rFonts w:ascii="Consolas" w:cs="Consolas"/>
+          <w:sz w:val="21"/>
+          <w:szCs w:val="21"/>
+        </w:rPr>
+        <w:t>        {</w:t>
+      </w:r>
+    </w:p>
+    <w:p>
+      <w:r>
+        <w:rPr>
+          <w:rFonts w:ascii="Consolas" w:cs="Consolas"/>
+          <w:sz w:val="21"/>
+          <w:szCs w:val="21"/>
+        </w:rPr>
+        <w:t>            if (value == currentNode.get())</w:t>
+      </w:r>
+    </w:p>
+    <w:p>
+      <w:r>
+        <w:rPr>
+          <w:rFonts w:ascii="Consolas" w:cs="Consolas"/>
+          <w:sz w:val="21"/>
+          <w:szCs w:val="21"/>
+        </w:rPr>
+        <w:t>                return currentNode.current;</w:t>
+      </w:r>
+    </w:p>
+    <w:p>
+      <w:r>
+        <w:br w:type="textWrapping"/>
+      </w:r>
+    </w:p>
+    <w:p>
+      <w:r>
+        <w:rPr>
+          <w:rFonts w:ascii="Consolas" w:cs="Consolas"/>
+          <w:sz w:val="21"/>
+          <w:szCs w:val="21"/>
+        </w:rPr>
+        <w:t>            currentNode = currentNode.next();</w:t>
+      </w:r>
+    </w:p>
+    <w:p>
+      <w:r>
+        <w:rPr>
+          <w:rFonts w:ascii="Consolas" w:cs="Consolas"/>
+          <w:sz w:val="21"/>
+          <w:szCs w:val="21"/>
+        </w:rPr>
+        <w:t>        }</w:t>
+      </w:r>
+    </w:p>
+    <w:p>
+      <w:r>
+        <w:br w:type="textWrapping"/>
+      </w:r>
+    </w:p>
+    <w:p>
+      <w:r>
+        <w:rPr>
+          <w:rFonts w:ascii="Consolas" w:cs="Consolas"/>
+          <w:sz w:val="21"/>
+          <w:szCs w:val="21"/>
+        </w:rPr>
+        <w:t>        return null;</w:t>
+      </w:r>
+    </w:p>
+    <w:p>
+      <w:r>
+        <w:rPr>
+          <w:rFonts w:ascii="Consolas" w:cs="Consolas"/>
+          <w:sz w:val="21"/>
+          <w:szCs w:val="21"/>
+        </w:rPr>
+        <w:t>    }</w:t>
+      </w:r>
+    </w:p>
+    <w:p>
+      <w:r>
+        <w:br w:type="textWrapping"/>
+      </w:r>
+    </w:p>
+    <w:p>
+      <w:r>
+        <w:rPr>
+          <w:rFonts w:ascii="Consolas" w:cs="Consolas"/>
+          <w:sz w:val="21"/>
+          <w:szCs w:val="21"/>
+        </w:rPr>
+        <w:t>    /*</w:t>
+      </w:r>
+    </w:p>
+    <w:p>
+      <w:r>
+        <w:rPr>
+          <w:rFonts w:ascii="Consolas" w:cs="Consolas"/>
+          <w:sz w:val="21"/>
+          <w:szCs w:val="21"/>
+        </w:rPr>
+        <w:t>    Action: Counts how many nodes in the list hold an even value</w:t>
+      </w:r>
+    </w:p>
+    <w:p>
+      <w:r>
+        <w:rPr>
+          <w:rFonts w:ascii="Consolas" w:cs="Consolas"/>
+          <w:sz w:val="21"/>
+          <w:szCs w:val="21"/>
+        </w:rPr>
+        <w:t>    Params: none</w:t>
+      </w:r>
+    </w:p>
+    <w:p>
+      <w:r>
+        <w:rPr>
+          <w:rFonts w:ascii="Consolas" w:cs="Consolas"/>
+          <w:sz w:val="21"/>
+          <w:szCs w:val="21"/>
+        </w:rPr>
+        <w:t>    Returns: the number of even-valued nodes in the list</w:t>
+      </w:r>
+    </w:p>
+    <w:p>
+      <w:r>
+        <w:rPr>
+          <w:rFonts w:ascii="Consolas" w:cs="Consolas"/>
+          <w:sz w:val="21"/>
+          <w:szCs w:val="21"/>
+        </w:rPr>
+        <w:t>    Precondition: none</w:t>
+      </w:r>
+    </w:p>
+    <w:p>
+      <w:r>
+        <w:rPr>
+          <w:rFonts w:ascii="Consolas" w:cs="Consolas"/>
+          <w:sz w:val="21"/>
+          <w:szCs w:val="21"/>
+        </w:rPr>
+        <w:t>    */</w:t>
+      </w:r>
+    </w:p>
+    <w:p>
+      <w:r>
+        <w:rPr>
+          <w:rFonts w:ascii="Consolas" w:cs="Consolas"/>
+          <w:sz w:val="21"/>
+          <w:szCs w:val="21"/>
+        </w:rPr>
+        <w:t>    public int countEven()</w:t>
+      </w:r>
+    </w:p>
+    <w:p>
+      <w:r>
+        <w:rPr>
+          <w:rFonts w:ascii="Consolas" w:cs="Consolas"/>
+          <w:sz w:val="21"/>
+          <w:szCs w:val="21"/>
+        </w:rPr>
+        <w:t>    {</w:t>
+      </w:r>
+    </w:p>
+    <w:p>
+      <w:r>
+        <w:rPr>
+          <w:rFonts w:ascii="Consolas" w:cs="Consolas"/>
+          <w:sz w:val="21"/>
+          <w:szCs w:val="21"/>
+        </w:rPr>
+        <w:t>        int count = 0;</w:t>
+      </w:r>
+    </w:p>
+    <w:p>
+      <w:r>
+        <w:rPr>
+          <w:rFonts w:ascii="Consolas" w:cs="Consolas"/>
+          <w:sz w:val="21"/>
+          <w:szCs w:val="21"/>
+        </w:rPr>
+        <w:t>        ListIterator currentNode = this.begin();</w:t>
+      </w:r>
+    </w:p>
+    <w:p>
+      <w:r>
+        <w:br w:type="textWrapping"/>
+      </w:r>
+    </w:p>
+    <w:p>
+      <w:r>
+        <w:rPr>
+          <w:rFonts w:ascii="Consolas" w:cs="Consolas"/>
+          <w:sz w:val="21"/>
+          <w:szCs w:val="21"/>
+        </w:rPr>
+        <w:t>        while (!currentNode.isNull())</w:t>
+      </w:r>
+    </w:p>
+    <w:p>
+      <w:r>
+        <w:rPr>
+          <w:rFonts w:ascii="Consolas" w:cs="Consolas"/>
+          <w:sz w:val="21"/>
+          <w:szCs w:val="21"/>
+        </w:rPr>
+        <w:t>        {</w:t>
+      </w:r>
+    </w:p>
+    <w:p>
+      <w:r>
+        <w:rPr>
+          <w:rFonts w:ascii="Consolas" w:cs="Consolas"/>
+          <w:sz w:val="21"/>
+          <w:szCs w:val="21"/>
+        </w:rPr>
+        <w:t>            if ((currentNode.get() % 2) == 0)</w:t>
+      </w:r>
+    </w:p>
+    <w:p>
+      <w:r>
+        <w:rPr>
+          <w:rFonts w:ascii="Consolas" w:cs="Consolas"/>
+          <w:sz w:val="21"/>
+          <w:szCs w:val="21"/>
+        </w:rPr>
+        <w:t>                count++;</w:t>
+      </w:r>
+    </w:p>
+    <w:p>
+      <w:r>
+        <w:br w:type="textWrapping"/>
+      </w:r>
+    </w:p>
+    <w:p>
+      <w:r>
+        <w:rPr>
+          <w:rFonts w:ascii="Consolas" w:cs="Consolas"/>
+          <w:sz w:val="21"/>
+          <w:szCs w:val="21"/>
+        </w:rPr>
+        <w:t>            currentNode = currentNode.next();</w:t>
+      </w:r>
+    </w:p>
+    <w:p>
+      <w:r>
+        <w:rPr>
+          <w:rFonts w:ascii="Consolas" w:cs="Consolas"/>
+          <w:sz w:val="21"/>
+          <w:szCs w:val="21"/>
+        </w:rPr>
+        <w:t>        }</w:t>
+      </w:r>
+    </w:p>
+    <w:p>
+      <w:r>
+        <w:br w:type="textWrapping"/>
+      </w:r>
+    </w:p>
+    <w:p>
+      <w:r>
+        <w:rPr>
+          <w:rFonts w:ascii="Consolas" w:cs="Consolas"/>
+          <w:sz w:val="21"/>
+          <w:szCs w:val="21"/>
+        </w:rPr>
+        <w:t>        return count;</w:t>
+      </w:r>
+    </w:p>
+    <w:p>
+      <w:r>
+        <w:rPr>
+          <w:rFonts w:ascii="Consolas" w:cs="Consolas"/>
+          <w:sz w:val="21"/>
+          <w:szCs w:val="21"/>
+        </w:rPr>
+        <w:t>    }</w:t>
+      </w:r>
+    </w:p>
+    <w:p>
+      <w:r>
+        <w:br w:type="textWrapping"/>
+      </w:r>
+    </w:p>
+    <w:p>
+      <w:r>
+        <w:rPr>
+          <w:rFonts w:ascii="Consolas" w:cs="Consolas"/>
+          <w:sz w:val="21"/>
+          <w:szCs w:val="21"/>
+        </w:rPr>
+        <w:t>    /*</w:t>
+      </w:r>
+    </w:p>
+    <w:p>
+      <w:r>
+        <w:rPr>
+          <w:rFonts w:ascii="Consolas" w:cs="Consolas"/>
+          <w:sz w:val="21"/>
+          <w:szCs w:val="21"/>
+        </w:rPr>
+        <w:t>    Action: Builds a string representation of the list's contents, traversed with a ListIterator.</w:t>
+      </w:r>
+    </w:p>
+    <w:p>
+      <w:r>
+        <w:rPr>
+          <w:rFonts w:ascii="Consolas" w:cs="Consolas"/>
+          <w:sz w:val="21"/>
+          <w:szCs w:val="21"/>
+        </w:rPr>
+        <w:t>    Params: none.</w:t>
+      </w:r>
+    </w:p>
+    <w:p>
+      <w:r>
+        <w:rPr>
+          <w:rFonts w:ascii="Consolas" w:cs="Consolas"/>
+          <w:sz w:val="21"/>
+          <w:szCs w:val="21"/>
+        </w:rPr>
+        <w:t>    Returns: a string containing each node's datum in order, separated by arrows.</w:t>
+      </w:r>
+    </w:p>
+    <w:p>
+      <w:r>
+        <w:rPr>
+          <w:rFonts w:ascii="Consolas" w:cs="Consolas"/>
+          <w:sz w:val="21"/>
+          <w:szCs w:val="21"/>
+        </w:rPr>
+        <w:t>    Precondition: none.</w:t>
+      </w:r>
+    </w:p>
+    <w:p>
+      <w:r>
+        <w:rPr>
+          <w:rFonts w:ascii="Consolas" w:cs="Consolas"/>
+          <w:sz w:val="21"/>
+          <w:szCs w:val="21"/>
+        </w:rPr>
+        <w:t>    */</w:t>
+      </w:r>
+    </w:p>
+    <w:p>
+      <w:r>
+        <w:rPr>
+          <w:rFonts w:ascii="Consolas" w:cs="Consolas"/>
+          <w:sz w:val="21"/>
+          <w:szCs w:val="21"/>
+        </w:rPr>
+        <w:t>    @Override</w:t>
+      </w:r>
+    </w:p>
+    <w:p>
+      <w:r>
+        <w:rPr>
+          <w:rFonts w:ascii="Consolas" w:cs="Consolas"/>
+          <w:sz w:val="21"/>
+          <w:szCs w:val="21"/>
+        </w:rPr>
+        <w:t>    public String toString()</w:t>
+      </w:r>
+    </w:p>
+    <w:p>
+      <w:r>
+        <w:rPr>
+          <w:rFonts w:ascii="Consolas" w:cs="Consolas"/>
+          <w:sz w:val="21"/>
+          <w:szCs w:val="21"/>
+        </w:rPr>
+        <w:t>    {</w:t>
+      </w:r>
+    </w:p>
+    <w:p>
+      <w:r>
+        <w:rPr>
+          <w:rFonts w:ascii="Consolas" w:cs="Consolas"/>
+          <w:sz w:val="21"/>
+          <w:szCs w:val="21"/>
+        </w:rPr>
+        <w:t>        String toReturn = "";</w:t>
+      </w:r>
+    </w:p>
+    <w:p>
+      <w:r>
+        <w:rPr>
+          <w:rFonts w:ascii="Consolas" w:cs="Consolas"/>
+          <w:sz w:val="21"/>
+          <w:szCs w:val="21"/>
+        </w:rPr>
+        <w:t>        ListIterator currentNode = this.begin();</w:t>
+      </w:r>
+    </w:p>
+    <w:p>
+      <w:r>
+        <w:br w:type="textWrapping"/>
+      </w:r>
+    </w:p>
+    <w:p>
+      <w:r>
+        <w:rPr>
+          <w:rFonts w:ascii="Consolas" w:cs="Consolas"/>
+          <w:sz w:val="21"/>
+          <w:szCs w:val="21"/>
+        </w:rPr>
+        <w:t>        while (!currentNode.isNull())</w:t>
+      </w:r>
+    </w:p>
+    <w:p>
+      <w:r>
+        <w:rPr>
+          <w:rFonts w:ascii="Consolas" w:cs="Consolas"/>
+          <w:sz w:val="21"/>
+          <w:szCs w:val="21"/>
+        </w:rPr>
+        <w:t>        {</w:t>
+      </w:r>
+    </w:p>
+    <w:p>
+      <w:r>
+        <w:rPr>
+          <w:rFonts w:ascii="Consolas" w:cs="Consolas"/>
+          <w:sz w:val="21"/>
+          <w:szCs w:val="21"/>
+        </w:rPr>
+        <w:t>            toReturn += currentNode.get();</w:t>
+      </w:r>
+    </w:p>
+    <w:p>
+      <w:r>
+        <w:rPr>
+          <w:rFonts w:ascii="Consolas" w:cs="Consolas"/>
+          <w:sz w:val="21"/>
+          <w:szCs w:val="21"/>
+        </w:rPr>
+        <w:t>            currentNode = currentNode.next();</w:t>
+      </w:r>
+    </w:p>
+    <w:p>
+      <w:r>
+        <w:rPr>
+          <w:rFonts w:ascii="Consolas" w:cs="Consolas"/>
+          <w:sz w:val="21"/>
+          <w:szCs w:val="21"/>
+        </w:rPr>
+        <w:t>            if (!currentNode.isNull())</w:t>
+      </w:r>
+    </w:p>
+    <w:p>
+      <w:r>
+        <w:rPr>
+          <w:rFonts w:ascii="Consolas" w:cs="Consolas"/>
+          <w:sz w:val="21"/>
+          <w:szCs w:val="21"/>
+        </w:rPr>
+        <w:t>                toReturn += " -&gt; ";</w:t>
+      </w:r>
+    </w:p>
+    <w:p>
+      <w:r>
+        <w:rPr>
+          <w:rFonts w:ascii="Consolas" w:cs="Consolas"/>
+          <w:sz w:val="21"/>
+          <w:szCs w:val="21"/>
+        </w:rPr>
+        <w:t>        }</w:t>
+      </w:r>
+    </w:p>
+    <w:p>
+      <w:r>
+        <w:rPr>
+          <w:rFonts w:ascii="Consolas" w:cs="Consolas"/>
+          <w:sz w:val="21"/>
+          <w:szCs w:val="21"/>
+        </w:rPr>
+        <w:t xml:space="preserve">        </w:t>
+      </w:r>
+    </w:p>
+    <w:p>
+      <w:r>
+        <w:rPr>
+          <w:rFonts w:ascii="Consolas" w:cs="Consolas"/>
+          <w:sz w:val="21"/>
+          <w:szCs w:val="21"/>
+        </w:rPr>
+        <w:t>        return toReturn;</w:t>
+      </w:r>
+    </w:p>
+    <w:p>
+      <w:r>
+        <w:rPr>
+          <w:rFonts w:ascii="Consolas" w:cs="Consolas"/>
+          <w:sz w:val="21"/>
+          <w:szCs w:val="21"/>
+        </w:rPr>
+        <w:t>    }</w:t>
+      </w:r>
+    </w:p>
+    <w:p>
+      <w:r>
+        <w:rPr>
+          <w:rFonts w:ascii="Consolas" w:cs="Consolas"/>
+          <w:sz w:val="21"/>
+          <w:szCs w:val="21"/>
+        </w:rPr>
+        <w:t>}</w:t>
+      </w:r>
+    </w:p>
+    <w:p>
+      <w:r>
+        <w:br w:type="textWrapping"/>
+      </w:r>
+    </w:p>
+    <w:p>
+      <w:r>
+        <w:rPr>
+          <w:rFonts w:ascii="Consolas" w:cs="Consolas"/>
+          <w:sz w:val="21"/>
+          <w:szCs w:val="21"/>
+        </w:rPr>
+        <w:t>class ListIterator</w:t>
+      </w:r>
+    </w:p>
+    <w:p>
+      <w:r>
+        <w:rPr>
+          <w:rFonts w:ascii="Consolas" w:cs="Consolas"/>
+          <w:sz w:val="21"/>
+          <w:szCs w:val="21"/>
+        </w:rPr>
+        <w:t>{</w:t>
+      </w:r>
+    </w:p>
+    <w:p>
+      <w:r>
+        <w:rPr>
+          <w:rFonts w:ascii="Consolas" w:cs="Consolas"/>
+          <w:sz w:val="21"/>
+          <w:szCs w:val="21"/>
+        </w:rPr>
+        <w:t>    ListNode current;</w:t>
+      </w:r>
+    </w:p>
+    <w:p>
+      <w:r>
+        <w:br w:type="textWrapping"/>
+      </w:r>
+    </w:p>
+    <w:p>
+      <w:r>
+        <w:rPr>
+          <w:rFonts w:ascii="Consolas" w:cs="Consolas"/>
+          <w:sz w:val="21"/>
+          <w:szCs w:val="21"/>
+        </w:rPr>
+        <w:t>    // Constructors</w:t>
+      </w:r>
+    </w:p>
+    <w:p>
+      <w:r>
+        <w:rPr>
+          <w:rFonts w:ascii="Consolas" w:cs="Consolas"/>
+          <w:sz w:val="21"/>
+          <w:szCs w:val="21"/>
+        </w:rPr>
+        <w:t>    public ListIterator() {}</w:t>
+      </w:r>
+    </w:p>
+    <w:p>
+      <w:r>
+        <w:br w:type="textWrapping"/>
+      </w:r>
+    </w:p>
+    <w:p>
+      <w:r>
+        <w:rPr>
+          <w:rFonts w:ascii="Consolas" w:cs="Consolas"/>
+          <w:sz w:val="21"/>
+          <w:szCs w:val="21"/>
+        </w:rPr>
+        <w:t>    public ListIterator(ListIterator list)</w:t>
+      </w:r>
+    </w:p>
+    <w:p>
+      <w:r>
+        <w:rPr>
+          <w:rFonts w:ascii="Consolas" w:cs="Consolas"/>
+          <w:sz w:val="21"/>
+          <w:szCs w:val="21"/>
+        </w:rPr>
+        <w:t>    { this.current = list.current; }</w:t>
+      </w:r>
+    </w:p>
+    <w:p>
+      <w:r>
+        <w:rPr>
+          <w:rFonts w:ascii="Consolas" w:cs="Consolas"/>
+          <w:sz w:val="21"/>
+          <w:szCs w:val="21"/>
+        </w:rPr>
+        <w:t xml:space="preserve">    </w:t>
+      </w:r>
+    </w:p>
+    <w:p>
+      <w:r>
+        <w:rPr>
+          <w:rFonts w:ascii="Consolas" w:cs="Consolas"/>
+          <w:sz w:val="21"/>
+          <w:szCs w:val="21"/>
+        </w:rPr>
+        <w:t>    public ListIterator(ListNode head)</w:t>
+      </w:r>
+    </w:p>
+    <w:p>
+      <w:r>
+        <w:rPr>
+          <w:rFonts w:ascii="Consolas" w:cs="Consolas"/>
+          <w:sz w:val="21"/>
+          <w:szCs w:val="21"/>
+        </w:rPr>
+        <w:t>    { this.current = head; }</w:t>
+      </w:r>
+    </w:p>
+    <w:p>
+      <w:r>
+        <w:br w:type="textWrapping"/>
+      </w:r>
+    </w:p>
+    <w:p>
+      <w:r>
+        <w:rPr>
+          <w:rFonts w:ascii="Consolas" w:cs="Consolas"/>
+          <w:sz w:val="21"/>
+          <w:szCs w:val="21"/>
+        </w:rPr>
+        <w:t>    // Moves to the next node and returns this iterator</w:t>
+      </w:r>
+    </w:p>
+    <w:p>
+      <w:r>
+        <w:rPr>
+          <w:rFonts w:ascii="Consolas" w:cs="Consolas"/>
+          <w:sz w:val="21"/>
+          <w:szCs w:val="21"/>
+        </w:rPr>
+        <w:t>    ListIterator next()</w:t>
+      </w:r>
+    </w:p>
+    <w:p>
+      <w:r>
+        <w:rPr>
+          <w:rFonts w:ascii="Consolas" w:cs="Consolas"/>
+          <w:sz w:val="21"/>
+          <w:szCs w:val="21"/>
+        </w:rPr>
+        <w:t>    {</w:t>
+      </w:r>
+    </w:p>
+    <w:p>
+      <w:r>
+        <w:rPr>
+          <w:rFonts w:ascii="Consolas" w:cs="Consolas"/>
+          <w:sz w:val="21"/>
+          <w:szCs w:val="21"/>
+        </w:rPr>
+        <w:t>        if (current != null)</w:t>
+      </w:r>
+    </w:p>
+    <w:p>
+      <w:r>
+        <w:rPr>
+          <w:rFonts w:ascii="Consolas" w:cs="Consolas"/>
+          <w:sz w:val="21"/>
+          <w:szCs w:val="21"/>
+        </w:rPr>
+        <w:t>            current = current.next;</w:t>
+      </w:r>
+    </w:p>
+    <w:p>
+      <w:r>
+        <w:rPr>
+          <w:rFonts w:ascii="Consolas" w:cs="Consolas"/>
+          <w:sz w:val="21"/>
+          <w:szCs w:val="21"/>
+        </w:rPr>
+        <w:t>        return this;</w:t>
+      </w:r>
+    </w:p>
+    <w:p>
+      <w:r>
+        <w:rPr>
+          <w:rFonts w:ascii="Consolas" w:cs="Consolas"/>
+          <w:sz w:val="21"/>
+          <w:szCs w:val="21"/>
+        </w:rPr>
+        <w:t>    }</w:t>
+      </w:r>
+    </w:p>
+    <w:p>
+      <w:r>
+        <w:br w:type="textWrapping"/>
+      </w:r>
+    </w:p>
+    <w:p>
+      <w:r>
+        <w:rPr>
+          <w:rFonts w:ascii="Consolas" w:cs="Consolas"/>
+          <w:sz w:val="21"/>
+          <w:szCs w:val="21"/>
+        </w:rPr>
+        <w:t>    // Returns the value of the current node</w:t>
+      </w:r>
+    </w:p>
+    <w:p>
+      <w:r>
+        <w:rPr>
+          <w:rFonts w:ascii="Consolas" w:cs="Consolas"/>
+          <w:sz w:val="21"/>
+          <w:szCs w:val="21"/>
+        </w:rPr>
+        <w:t>    int get()</w:t>
+      </w:r>
+    </w:p>
+    <w:p>
+      <w:r>
+        <w:rPr>
+          <w:rFonts w:ascii="Consolas" w:cs="Consolas"/>
+          <w:sz w:val="21"/>
+          <w:szCs w:val="21"/>
+        </w:rPr>
+        <w:t>    {</w:t>
+      </w:r>
+    </w:p>
+    <w:p>
+      <w:r>
+        <w:rPr>
+          <w:rFonts w:ascii="Consolas" w:cs="Consolas"/>
+          <w:sz w:val="21"/>
+          <w:szCs w:val="21"/>
+        </w:rPr>
+        <w:t>        if (current == null)</w:t>
+      </w:r>
+    </w:p>
+    <w:p>
+      <w:r>
+        <w:rPr>
+          <w:rFonts w:ascii="Consolas" w:cs="Consolas"/>
+          <w:sz w:val="21"/>
+          <w:szCs w:val="21"/>
+        </w:rPr>
+        <w:t>            throw new IllegalStateException("Current node is null");</w:t>
+      </w:r>
+    </w:p>
+    <w:p>
+      <w:r>
+        <w:rPr>
+          <w:rFonts w:ascii="Consolas" w:cs="Consolas"/>
+          <w:sz w:val="21"/>
+          <w:szCs w:val="21"/>
+        </w:rPr>
+        <w:t>        return current.datum;</w:t>
+      </w:r>
+    </w:p>
+    <w:p>
+      <w:r>
+        <w:rPr>
+          <w:rFonts w:ascii="Consolas" w:cs="Consolas"/>
+          <w:sz w:val="21"/>
+          <w:szCs w:val="21"/>
+        </w:rPr>
+        <w:t>    }</w:t>
+      </w:r>
+    </w:p>
+    <w:p>
+      <w:r>
+        <w:br w:type="textWrapping"/>
+      </w:r>
+    </w:p>
+    <w:p>
+      <w:r>
+        <w:rPr>
+          <w:rFonts w:ascii="Consolas" w:cs="Consolas"/>
+          <w:sz w:val="21"/>
+          <w:szCs w:val="21"/>
+        </w:rPr>
+        <w:t>    // Sets the value of the current node</w:t>
+      </w:r>
+    </w:p>
+    <w:p>
+      <w:r>
+        <w:rPr>
+          <w:rFonts w:ascii="Consolas" w:cs="Consolas"/>
+          <w:sz w:val="21"/>
+          <w:szCs w:val="21"/>
+        </w:rPr>
+        <w:t>    void set(int value)</w:t>
+      </w:r>
+    </w:p>
+    <w:p>
+      <w:r>
+        <w:rPr>
+          <w:rFonts w:ascii="Consolas" w:cs="Consolas"/>
+          <w:sz w:val="21"/>
+          <w:szCs w:val="21"/>
+        </w:rPr>
+        <w:t>    {</w:t>
+      </w:r>
+    </w:p>
+    <w:p>
+      <w:r>
+        <w:rPr>
+          <w:rFonts w:ascii="Consolas" w:cs="Consolas"/>
+          <w:sz w:val="21"/>
+          <w:szCs w:val="21"/>
+        </w:rPr>
+        <w:t>        if (current == null)</w:t>
+      </w:r>
+    </w:p>
+    <w:p>
+      <w:r>
+        <w:rPr>
+          <w:rFonts w:ascii="Consolas" w:cs="Consolas"/>
+          <w:sz w:val="21"/>
+          <w:szCs w:val="21"/>
+        </w:rPr>
+        <w:t>            throw new IllegalStateException("Current node is null");</w:t>
+      </w:r>
+    </w:p>
+    <w:p>
+      <w:r>
+        <w:rPr>
+          <w:rFonts w:ascii="Consolas" w:cs="Consolas"/>
+          <w:sz w:val="21"/>
+          <w:szCs w:val="21"/>
+        </w:rPr>
+        <w:t>        this.current.datum = value;</w:t>
+      </w:r>
+    </w:p>
+    <w:p>
+      <w:r>
+        <w:rPr>
+          <w:rFonts w:ascii="Consolas" w:cs="Consolas"/>
+          <w:sz w:val="21"/>
+          <w:szCs w:val="21"/>
+        </w:rPr>
+        <w:t>    }</w:t>
+      </w:r>
+    </w:p>
+    <w:p>
+      <w:r>
+        <w:br w:type="textWrapping"/>
+      </w:r>
+    </w:p>
+    <w:p>
+      <w:r>
+        <w:rPr>
+          <w:rFonts w:ascii="Consolas" w:cs="Consolas"/>
+          <w:sz w:val="21"/>
+          <w:szCs w:val="21"/>
+        </w:rPr>
+        <w:t>    // Checks if there is a next node available</w:t>
+      </w:r>
+    </w:p>
+    <w:p>
+      <w:r>
+        <w:rPr>
+          <w:rFonts w:ascii="Consolas" w:cs="Consolas"/>
+          <w:sz w:val="21"/>
+          <w:szCs w:val="21"/>
+        </w:rPr>
+        <w:t>    boolean hasNext()</w:t>
+      </w:r>
+    </w:p>
+    <w:p>
+      <w:r>
+        <w:rPr>
+          <w:rFonts w:ascii="Consolas" w:cs="Consolas"/>
+          <w:sz w:val="21"/>
+          <w:szCs w:val="21"/>
+        </w:rPr>
+        <w:t>    { return current != null &amp;&amp; current.next != null; }</w:t>
+      </w:r>
+    </w:p>
+    <w:p>
+      <w:r>
+        <w:br w:type="textWrapping"/>
+      </w:r>
+    </w:p>
+    <w:p>
+      <w:r>
+        <w:rPr>
+          <w:rFonts w:ascii="Consolas" w:cs="Consolas"/>
+          <w:sz w:val="21"/>
+          <w:szCs w:val="21"/>
+        </w:rPr>
+        <w:t>    // Checks if the current pointer is null</w:t>
+      </w:r>
+    </w:p>
+    <w:p>
+      <w:r>
+        <w:rPr>
+          <w:rFonts w:ascii="Consolas" w:cs="Consolas"/>
+          <w:sz w:val="21"/>
+          <w:szCs w:val="21"/>
+        </w:rPr>
+        <w:t>    boolean isNull()</w:t>
+      </w:r>
+    </w:p>
+    <w:p>
+      <w:r>
+        <w:rPr>
+          <w:rFonts w:ascii="Consolas" w:cs="Consolas"/>
+          <w:sz w:val="21"/>
+          <w:szCs w:val="21"/>
+        </w:rPr>
+        <w:t>    { return current == null; }</w:t>
+      </w:r>
+    </w:p>
+    <w:p>
+      <w:r>
+        <w:br w:type="textWrapping"/>
+      </w:r>
+    </w:p>
+    <w:p>
+      <w:r>
+        <w:rPr>
+          <w:rFonts w:ascii="Consolas" w:cs="Consolas"/>
+          <w:sz w:val="21"/>
+          <w:szCs w:val="21"/>
+        </w:rPr>
+        <w:t>    /*</w:t>
+      </w:r>
+    </w:p>
+    <w:p>
+      <w:r>
+        <w:rPr>
+          <w:rFonts w:ascii="Consolas" w:cs="Consolas"/>
+          <w:sz w:val="21"/>
+          <w:szCs w:val="21"/>
+        </w:rPr>
+        <w:t>    Action: Checks whether this iterator and another iterator reference nodes with the same datum.</w:t>
+      </w:r>
+    </w:p>
+    <w:p>
+      <w:r>
+        <w:rPr>
+          <w:rFonts w:ascii="Consolas" w:cs="Consolas"/>
+          <w:sz w:val="21"/>
+          <w:szCs w:val="21"/>
+        </w:rPr>
+        <w:t>    Params: other - the iterator to compare against.</w:t>
+      </w:r>
+    </w:p>
+    <w:p>
+      <w:r>
+        <w:rPr>
+          <w:rFonts w:ascii="Consolas" w:cs="Consolas"/>
+          <w:sz w:val="21"/>
+          <w:szCs w:val="21"/>
+        </w:rPr>
+        <w:t>    Returns: true if both iterators' current nodes hold the same datum, false otherwise.</w:t>
+      </w:r>
+    </w:p>
+    <w:p>
+      <w:r>
+        <w:rPr>
+          <w:rFonts w:ascii="Consolas" w:cs="Consolas"/>
+          <w:sz w:val="21"/>
+          <w:szCs w:val="21"/>
+        </w:rPr>
+        <w:t>    Precondition: other is not null; both iterators' current nodes are not null.</w:t>
+      </w:r>
+    </w:p>
+    <w:p>
+      <w:r>
+        <w:rPr>
+          <w:rFonts w:ascii="Consolas" w:cs="Consolas"/>
+          <w:sz w:val="21"/>
+          <w:szCs w:val="21"/>
+        </w:rPr>
+        <w:t>    */</w:t>
+      </w:r>
+    </w:p>
+    <w:p>
+      <w:r>
+        <w:rPr>
+          <w:rFonts w:ascii="Consolas" w:cs="Consolas"/>
+          <w:sz w:val="21"/>
+          <w:szCs w:val="21"/>
+        </w:rPr>
+        <w:t>    boolean sameAs(ListIterator other)</w:t>
+      </w:r>
+    </w:p>
+    <w:p>
+      <w:r>
+        <w:rPr>
+          <w:rFonts w:ascii="Consolas" w:cs="Consolas"/>
+          <w:sz w:val="21"/>
+          <w:szCs w:val="21"/>
+        </w:rPr>
+        <w:t>    { return this.get() == other.get(); }</w:t>
+      </w:r>
+    </w:p>
+    <w:p>
+      <w:r>
+        <w:rPr>
+          <w:rFonts w:ascii="Consolas" w:cs="Consolas"/>
+          <w:sz w:val="21"/>
+          <w:szCs w:val="21"/>
+        </w:rPr>
+        <w:t>}</w:t>
+      </w:r>
+    </w:p>
     <w:p/>
-    <w:p/>
-    <w:p>
+    <w:p>
+      <w:pPr>
+        <w:spacing w:after="160" w:line="278" w:lineRule="auto"/>
+      </w:pPr>
       <w:r>
         <w:lastRenderedPageBreak/>
         <w:drawing>
-          <wp:inline distT="0" distB="0" distL="0" distR="0" wp14:anchorId="0F663640" wp14:editId="5F3BDCE3">
-            <wp:extent cx="3810532" cy="7725853"/>
+          <wp:inline distT="0" distB="0" distL="0" distR="0">
+            <wp:extent cx="3733800" cy="7715250"/>
             <wp:effectExtent l="0" t="0" r="0" b="0"/>
-            <wp:docPr id="196078091" name="Picture 1"/>
+            <wp:docPr id="100000" name="Picture 100000"/>
             <wp:cNvGraphicFramePr>
               <a:graphicFrameLocks xmlns:a="http://schemas.openxmlformats.org/drawingml/2006/main" noChangeAspect="1"/>
             </wp:cNvGraphicFramePr>
@@ -19,11 +5144,11 @@
               <a:graphicData uri="http://schemas.openxmlformats.org/drawingml/2006/picture">
                 <pic:pic xmlns:pic="http://schemas.openxmlformats.org/drawingml/2006/picture">
                   <pic:nvPicPr>
-                    <pic:cNvPr id="196078091" name=""/>
+                    <pic:cNvPr id="100000" name="image100000"/>
                     <pic:cNvPicPr/>
                   </pic:nvPicPr>
                   <pic:blipFill>
-                    <a:blip r:embed="rId4"/>
+                    <a:blip r:embed="rId12"/>
                     <a:stretch>
                       <a:fillRect/>
                     </a:stretch>
@@ -31,7 +5156,7 @@
                   <pic:spPr>
                     <a:xfrm>
                       <a:off x="0" y="0"/>
-                      <a:ext cx="3810532" cy="7725853"/>
+                      <a:ext cx="3733800" cy="7715250"/>
                     </a:xfrm>
                     <a:prstGeom prst="rect">
                       <a:avLst/>
@@ -43,15 +5168,12 @@
           </wp:inline>
         </w:drawing>
       </w:r>
-    </w:p>
-    <w:p>
-      <w:r>
-        <w:lastRenderedPageBreak/>
+      <w:r>
         <w:drawing>
-          <wp:inline distT="0" distB="0" distL="0" distR="0" wp14:anchorId="4E6D6BE7" wp14:editId="56D15DA6">
-            <wp:extent cx="3667637" cy="8192643"/>
+          <wp:inline distT="0" distB="0" distL="0" distR="0">
+            <wp:extent cx="3571875" cy="8115300"/>
             <wp:effectExtent l="0" t="0" r="9525" b="0"/>
-            <wp:docPr id="481226500" name="Picture 1"/>
+            <wp:docPr id="100001" name="Picture 100001"/>
             <wp:cNvGraphicFramePr>
               <a:graphicFrameLocks xmlns:a="http://schemas.openxmlformats.org/drawingml/2006/main" noChangeAspect="1"/>
             </wp:cNvGraphicFramePr>
@@ -59,11 +5181,11 @@
               <a:graphicData uri="http://schemas.openxmlformats.org/drawingml/2006/picture">
                 <pic:pic xmlns:pic="http://schemas.openxmlformats.org/drawingml/2006/picture">
                   <pic:nvPicPr>
-                    <pic:cNvPr id="481226500" name=""/>
+                    <pic:cNvPr id="100001" name="image100001"/>
                     <pic:cNvPicPr/>
                   </pic:nvPicPr>
                   <pic:blipFill>
-                    <a:blip r:embed="rId5"/>
+                    <a:blip r:embed="rId13"/>
                     <a:stretch>
                       <a:fillRect/>
                     </a:stretch>
@@ -71,7 +5193,7 @@
                   <pic:spPr>
                     <a:xfrm>
                       <a:off x="0" y="0"/>
-                      <a:ext cx="3667637" cy="8192643"/>
+                      <a:ext cx="3571875" cy="8115300"/>
                     </a:xfrm>
                     <a:prstGeom prst="rect">
                       <a:avLst/>
@@ -84,12 +5206,11 @@
         </w:drawing>
       </w:r>
       <w:r>
-        <w:lastRenderedPageBreak/>
         <w:drawing>
-          <wp:inline distT="0" distB="0" distL="0" distR="0" wp14:anchorId="11BA99D6" wp14:editId="3EAC5D37">
-            <wp:extent cx="3543795" cy="8030696"/>
+          <wp:inline distT="0" distB="0" distL="0" distR="0">
+            <wp:extent cx="3552825" cy="8229600"/>
             <wp:effectExtent l="0" t="0" r="0" b="0"/>
-            <wp:docPr id="2007608561" name="Picture 1"/>
+            <wp:docPr id="100002" name="Picture 100002"/>
             <wp:cNvGraphicFramePr>
               <a:graphicFrameLocks xmlns:a="http://schemas.openxmlformats.org/drawingml/2006/main" noChangeAspect="1"/>
             </wp:cNvGraphicFramePr>
@@ -97,11 +5218,11 @@
               <a:graphicData uri="http://schemas.openxmlformats.org/drawingml/2006/picture">
                 <pic:pic xmlns:pic="http://schemas.openxmlformats.org/drawingml/2006/picture">
                   <pic:nvPicPr>
-                    <pic:cNvPr id="2007608561" name=""/>
+                    <pic:cNvPr id="100002" name="image100002"/>
                     <pic:cNvPicPr/>
                   </pic:nvPicPr>
                   <pic:blipFill>
-                    <a:blip r:embed="rId6"/>
+                    <a:blip r:embed="rId14"/>
                     <a:stretch>
                       <a:fillRect/>
                     </a:stretch>
@@ -109,7 +5230,7 @@
                   <pic:spPr>
                     <a:xfrm>
                       <a:off x="0" y="0"/>
-                      <a:ext cx="3543795" cy="8030696"/>
+                      <a:ext cx="3552825" cy="8229600"/>
                     </a:xfrm>
                     <a:prstGeom prst="rect">
                       <a:avLst/>
@@ -122,12 +5243,11 @@
         </w:drawing>
       </w:r>
       <w:r>
-        <w:lastRenderedPageBreak/>
         <w:drawing>
-          <wp:inline distT="0" distB="0" distL="0" distR="0" wp14:anchorId="7E1857D6" wp14:editId="06EE9CEA">
-            <wp:extent cx="3335020" cy="8229600"/>
-            <wp:effectExtent l="0" t="0" r="0" b="0"/>
-            <wp:docPr id="2046277034" name="Picture 1"/>
+          <wp:inline distT="0" distB="0" distL="0" distR="0">
+            <wp:extent cx="3219450" cy="8181975"/>
+            <wp:effectExtent l="0" t="0" r="0" b="9525"/>
+            <wp:docPr id="100003" name="Picture 100003"/>
             <wp:cNvGraphicFramePr>
               <a:graphicFrameLocks xmlns:a="http://schemas.openxmlformats.org/drawingml/2006/main" noChangeAspect="1"/>
             </wp:cNvGraphicFramePr>
@@ -135,11 +5255,11 @@
               <a:graphicData uri="http://schemas.openxmlformats.org/drawingml/2006/picture">
                 <pic:pic xmlns:pic="http://schemas.openxmlformats.org/drawingml/2006/picture">
                   <pic:nvPicPr>
-                    <pic:cNvPr id="2046277034" name=""/>
+                    <pic:cNvPr id="100003" name="image100003"/>
                     <pic:cNvPicPr/>
                   </pic:nvPicPr>
                   <pic:blipFill>
-                    <a:blip r:embed="rId7"/>
+                    <a:blip r:embed="rId15"/>
                     <a:stretch>
                       <a:fillRect/>
                     </a:stretch>
@@ -147,7 +5267,7 @@
                   <pic:spPr>
                     <a:xfrm>
                       <a:off x="0" y="0"/>
-                      <a:ext cx="3335020" cy="8229600"/>
+                      <a:ext cx="3219450" cy="8181975"/>
                     </a:xfrm>
                     <a:prstGeom prst="rect">
                       <a:avLst/>
@@ -160,12 +5280,11 @@
         </w:drawing>
       </w:r>
       <w:r>
-        <w:lastRenderedPageBreak/>
         <w:drawing>
-          <wp:inline distT="0" distB="0" distL="0" distR="0" wp14:anchorId="79201DA2" wp14:editId="601DDB11">
-            <wp:extent cx="3888740" cy="8229600"/>
+          <wp:inline distT="0" distB="0" distL="0" distR="0">
+            <wp:extent cx="3067050" cy="8229600"/>
             <wp:effectExtent l="0" t="0" r="0" b="0"/>
-            <wp:docPr id="1496048737" name="Picture 1"/>
+            <wp:docPr id="100004" name="Picture 100004"/>
             <wp:cNvGraphicFramePr>
               <a:graphicFrameLocks xmlns:a="http://schemas.openxmlformats.org/drawingml/2006/main" noChangeAspect="1"/>
             </wp:cNvGraphicFramePr>
@@ -173,11 +5292,11 @@
               <a:graphicData uri="http://schemas.openxmlformats.org/drawingml/2006/picture">
                 <pic:pic xmlns:pic="http://schemas.openxmlformats.org/drawingml/2006/picture">
                   <pic:nvPicPr>
-                    <pic:cNvPr id="1496048737" name=""/>
+                    <pic:cNvPr id="100004" name="image100004"/>
                     <pic:cNvPicPr/>
                   </pic:nvPicPr>
                   <pic:blipFill>
-                    <a:blip r:embed="rId8"/>
+                    <a:blip r:embed="rId16"/>
                     <a:stretch>
                       <a:fillRect/>
                     </a:stretch>
@@ -185,7 +5304,7 @@
                   <pic:spPr>
                     <a:xfrm>
                       <a:off x="0" y="0"/>
-                      <a:ext cx="3888740" cy="8229600"/>
+                      <a:ext cx="3067050" cy="8229600"/>
                     </a:xfrm>
                     <a:prstGeom prst="rect">
                       <a:avLst/>
@@ -198,12 +5317,11 @@
         </w:drawing>
       </w:r>
       <w:r>
-        <w:lastRenderedPageBreak/>
         <w:drawing>
-          <wp:inline distT="0" distB="0" distL="0" distR="0" wp14:anchorId="7FFDF946" wp14:editId="4D50FE9F">
-            <wp:extent cx="3403600" cy="8229600"/>
-            <wp:effectExtent l="0" t="0" r="6350" b="0"/>
-            <wp:docPr id="1507009921" name="Picture 1"/>
+          <wp:inline distT="0" distB="0" distL="0" distR="0">
+            <wp:extent cx="3152775" cy="5534025"/>
+            <wp:effectExtent l="0" t="0" r="9525" b="9525"/>
+            <wp:docPr id="100005" name="Picture 100005"/>
             <wp:cNvGraphicFramePr>
               <a:graphicFrameLocks xmlns:a="http://schemas.openxmlformats.org/drawingml/2006/main" noChangeAspect="1"/>
             </wp:cNvGraphicFramePr>
@@ -211,11 +5329,11 @@
               <a:graphicData uri="http://schemas.openxmlformats.org/drawingml/2006/picture">
                 <pic:pic xmlns:pic="http://schemas.openxmlformats.org/drawingml/2006/picture">
                   <pic:nvPicPr>
-                    <pic:cNvPr id="1507009921" name=""/>
+                    <pic:cNvPr id="100005" name="image100005"/>
                     <pic:cNvPicPr/>
                   </pic:nvPicPr>
                   <pic:blipFill>
-                    <a:blip r:embed="rId9"/>
+                    <a:blip r:embed="rId17"/>
                     <a:stretch>
                       <a:fillRect/>
                     </a:stretch>
@@ -223,7 +5341,7 @@
                   <pic:spPr>
                     <a:xfrm>
                       <a:off x="0" y="0"/>
-                      <a:ext cx="3403600" cy="8229600"/>
+                      <a:ext cx="3152775" cy="5534025"/>
                     </a:xfrm>
                     <a:prstGeom prst="rect">
                       <a:avLst/>
@@ -235,49 +5353,10 @@
           </wp:inline>
         </w:drawing>
       </w:r>
-      <w:r>
-        <w:lastRenderedPageBreak/>
-        <w:drawing>
-          <wp:inline distT="0" distB="0" distL="0" distR="0" wp14:anchorId="78E7AFA3" wp14:editId="6B4A02BD">
-            <wp:extent cx="3458058" cy="2743583"/>
-            <wp:effectExtent l="0" t="0" r="9525" b="0"/>
-            <wp:docPr id="1549020848" name="Picture 1"/>
-            <wp:cNvGraphicFramePr>
-              <a:graphicFrameLocks xmlns:a="http://schemas.openxmlformats.org/drawingml/2006/main" noChangeAspect="1"/>
-            </wp:cNvGraphicFramePr>
-            <a:graphic xmlns:a="http://schemas.openxmlformats.org/drawingml/2006/main">
-              <a:graphicData uri="http://schemas.openxmlformats.org/drawingml/2006/picture">
-                <pic:pic xmlns:pic="http://schemas.openxmlformats.org/drawingml/2006/picture">
-                  <pic:nvPicPr>
-                    <pic:cNvPr id="1549020848" name=""/>
-                    <pic:cNvPicPr/>
-                  </pic:nvPicPr>
-                  <pic:blipFill>
-                    <a:blip r:embed="rId10"/>
-                    <a:stretch>
-                      <a:fillRect/>
-                    </a:stretch>
-                  </pic:blipFill>
-                  <pic:spPr>
-                    <a:xfrm>
-                      <a:off x="0" y="0"/>
-                      <a:ext cx="3458058" cy="2743583"/>
-                    </a:xfrm>
-                    <a:prstGeom prst="rect">
-                      <a:avLst/>
-                    </a:prstGeom>
-                  </pic:spPr>
-                </pic:pic>
-              </a:graphicData>
-            </a:graphic>
-          </wp:inline>
-        </w:drawing>
-      </w:r>
     </w:p>
     <w:sectPr>
       <w:pgSz w:w="12240" w:h="15840"/>
       <w:pgMar w:top="1440" w:right="1440" w:bottom="1440" w:left="1440" w:header="720" w:footer="720" w:gutter="0"/>
-      <w:cols w:space="720"/>
       <w:docGrid w:linePitch="360"/>
     </w:sectPr>
   </w:body>
